--- a/LabWorks_2026/Лабораторная работа №14.docx
+++ b/LabWorks_2026/Лабораторная работа №14.docx
@@ -113,11 +113,16 @@
     </w:p>
     <w:p>
       <w:r>
-        <w:t>Задания 1-</w:t>
-      </w:r>
-      <w:r>
-        <w:t>3</w:t>
-      </w:r>
+        <w:t xml:space="preserve">Задания </w:t>
+      </w:r>
+      <w:proofErr w:type="gramStart"/>
+      <w:r>
+        <w:t>1-</w:t>
+      </w:r>
+      <w:r>
+        <w:t>5</w:t>
+      </w:r>
+      <w:proofErr w:type="gramEnd"/>
       <w:r>
         <w:t xml:space="preserve"> выполняются по вариантам (</w:t>
       </w:r>
@@ -1708,6 +1713,7 @@
   <w:style w:type="character" w:default="1" w:styleId="a1">
     <w:name w:val="Default Paragraph Font"/>
     <w:uiPriority w:val="1"/>
+    <w:semiHidden/>
     <w:unhideWhenUsed/>
   </w:style>
   <w:style w:type="table" w:default="1" w:styleId="a2">

--- a/LabWorks_2026/Лабораторная работа №14.docx
+++ b/LabWorks_2026/Лабораторная работа №14.docx
@@ -16,12 +16,16 @@
         <w:br/>
       </w:r>
       <w:r>
-        <w:t>Разработка подпрограмм</w:t>
+        <w:t>Изучение процесса наследования классов</w:t>
       </w:r>
     </w:p>
     <w:p>
       <w:pPr>
         <w:pStyle w:val="1"/>
+        <w:numPr>
+          <w:ilvl w:val="0"/>
+          <w:numId w:val="7"/>
+        </w:numPr>
       </w:pPr>
       <w:r>
         <w:t>Цель работы</w:t>
@@ -30,136 +34,785 @@
     <w:p>
       <w:pPr>
         <w:pStyle w:val="2"/>
-      </w:pPr>
-      <w:r>
-        <w:t xml:space="preserve">Изучить процесс разработки </w:t>
-      </w:r>
-      <w:r>
-        <w:t>подпрограмм</w:t>
-      </w:r>
-      <w:r>
-        <w:t xml:space="preserve"> в приложениях на </w:t>
-      </w:r>
-      <w:r>
-        <w:t>С</w:t>
+        <w:numPr>
+          <w:ilvl w:val="1"/>
+          <w:numId w:val="3"/>
+        </w:numPr>
+      </w:pPr>
+      <w:r>
+        <w:t>Изучить процесс разработки дочерних классов на С</w:t>
       </w:r>
       <w:r>
         <w:t>#</w:t>
       </w:r>
       <w:r>
+        <w:t>;</w:t>
+      </w:r>
+    </w:p>
+    <w:p>
+      <w:pPr>
+        <w:pStyle w:val="2"/>
+        <w:numPr>
+          <w:ilvl w:val="1"/>
+          <w:numId w:val="3"/>
+        </w:numPr>
+      </w:pPr>
+      <w:r>
+        <w:t>Изучить реализацию механизмов наследования, инкапсуляции и полиморфизма на языке C</w:t>
+      </w:r>
+      <w:r>
+        <w:t>#</w:t>
+      </w:r>
+      <w:r>
+        <w:t>;</w:t>
+      </w:r>
+    </w:p>
+    <w:p>
+      <w:pPr>
+        <w:pStyle w:val="2"/>
+        <w:numPr>
+          <w:ilvl w:val="1"/>
+          <w:numId w:val="3"/>
+        </w:numPr>
+      </w:pPr>
+      <w:r>
+        <w:t>Закрепить навык разработки программ методами структурного, процедурного и модульного программирования.</w:t>
+      </w:r>
+    </w:p>
+    <w:p>
+      <w:pPr>
+        <w:pStyle w:val="1"/>
+        <w:numPr>
+          <w:ilvl w:val="0"/>
+          <w:numId w:val="3"/>
+        </w:numPr>
+      </w:pPr>
+      <w:r>
+        <w:t>Литература</w:t>
+      </w:r>
+    </w:p>
+    <w:p>
+      <w:pPr>
+        <w:pStyle w:val="2"/>
+        <w:numPr>
+          <w:ilvl w:val="1"/>
+          <w:numId w:val="3"/>
+        </w:numPr>
+        <w:rPr>
+          <w:highlight w:val="yellow"/>
+        </w:rPr>
+      </w:pPr>
+      <w:proofErr w:type="spellStart"/>
+      <w:r>
+        <w:rPr>
+          <w:highlight w:val="yellow"/>
+        </w:rPr>
+        <w:t>Ашарина</w:t>
+      </w:r>
+      <w:proofErr w:type="spellEnd"/>
+      <w:r>
+        <w:rPr>
+          <w:highlight w:val="yellow"/>
+        </w:rPr>
+        <w:t xml:space="preserve">, И. В. Объектно-ориентированное программирование в   С++: лекции и упражнения. Учебное пособие для вузов. / И. В. </w:t>
+      </w:r>
+      <w:proofErr w:type="spellStart"/>
+      <w:r>
+        <w:rPr>
+          <w:highlight w:val="yellow"/>
+        </w:rPr>
+        <w:t>Ашарина</w:t>
+      </w:r>
+      <w:proofErr w:type="spellEnd"/>
+      <w:r>
+        <w:rPr>
+          <w:highlight w:val="yellow"/>
+        </w:rPr>
+        <w:t xml:space="preserve">. – 2-е изд., </w:t>
+      </w:r>
+      <w:proofErr w:type="spellStart"/>
+      <w:r>
+        <w:rPr>
+          <w:highlight w:val="yellow"/>
+        </w:rPr>
+        <w:t>перераб</w:t>
+      </w:r>
+      <w:proofErr w:type="spellEnd"/>
+      <w:proofErr w:type="gramStart"/>
+      <w:r>
+        <w:rPr>
+          <w:highlight w:val="yellow"/>
+        </w:rPr>
         <w:t>.</w:t>
       </w:r>
+      <w:proofErr w:type="gramEnd"/>
+      <w:r>
+        <w:rPr>
+          <w:highlight w:val="yellow"/>
+        </w:rPr>
+        <w:t xml:space="preserve"> и доп. – </w:t>
+      </w:r>
+      <w:proofErr w:type="gramStart"/>
+      <w:r>
+        <w:rPr>
+          <w:highlight w:val="yellow"/>
+        </w:rPr>
+        <w:t>Москва :</w:t>
+      </w:r>
+      <w:proofErr w:type="gramEnd"/>
+      <w:r>
+        <w:rPr>
+          <w:highlight w:val="yellow"/>
+        </w:rPr>
+        <w:t xml:space="preserve"> Горячая Линия–Телеком, 2017. – 336 с. – URL: https://ibooks.ru/reading.php?productid=359752. – Режим доступа: для </w:t>
+      </w:r>
+      <w:proofErr w:type="spellStart"/>
+      <w:r>
+        <w:rPr>
+          <w:highlight w:val="yellow"/>
+        </w:rPr>
+        <w:t>зарегистрир</w:t>
+      </w:r>
+      <w:proofErr w:type="spellEnd"/>
+      <w:r>
+        <w:rPr>
+          <w:highlight w:val="yellow"/>
+        </w:rPr>
+        <w:t xml:space="preserve">. пользователей. – </w:t>
+      </w:r>
+      <w:proofErr w:type="gramStart"/>
+      <w:r>
+        <w:rPr>
+          <w:highlight w:val="yellow"/>
+        </w:rPr>
+        <w:t>Текст :</w:t>
+      </w:r>
+      <w:proofErr w:type="gramEnd"/>
+      <w:r>
+        <w:rPr>
+          <w:highlight w:val="yellow"/>
+        </w:rPr>
+        <w:t xml:space="preserve"> электронный. – гл.21.</w:t>
+      </w:r>
     </w:p>
     <w:p>
       <w:pPr>
         <w:pStyle w:val="1"/>
-      </w:pPr>
-      <w:r>
-        <w:t>Литература</w:t>
-      </w:r>
-    </w:p>
-    <w:p>
-      <w:pPr>
-        <w:pStyle w:val="2"/>
-      </w:pPr>
+        <w:numPr>
+          <w:ilvl w:val="0"/>
+          <w:numId w:val="3"/>
+        </w:numPr>
+      </w:pPr>
+      <w:r>
+        <w:t>Подготовка к работе</w:t>
+      </w:r>
+    </w:p>
+    <w:p>
+      <w:pPr>
+        <w:pStyle w:val="2"/>
+        <w:numPr>
+          <w:ilvl w:val="1"/>
+          <w:numId w:val="3"/>
+        </w:numPr>
+      </w:pPr>
+      <w:r>
+        <w:t>Повторить теоретический материал (см. п.2).</w:t>
+      </w:r>
+    </w:p>
+    <w:p>
+      <w:pPr>
+        <w:pStyle w:val="2"/>
+        <w:numPr>
+          <w:ilvl w:val="1"/>
+          <w:numId w:val="3"/>
+        </w:numPr>
+      </w:pPr>
+      <w:r>
+        <w:t>Изучить описание лабораторной работы.</w:t>
+      </w:r>
     </w:p>
     <w:p>
       <w:pPr>
         <w:pStyle w:val="1"/>
-      </w:pPr>
-      <w:r>
-        <w:t>Подготовка к работе</w:t>
-      </w:r>
-    </w:p>
-    <w:p>
-      <w:pPr>
-        <w:pStyle w:val="2"/>
-      </w:pPr>
-      <w:r>
-        <w:t>Повторить теоретический материал (см.п.2).</w:t>
-      </w:r>
-    </w:p>
-    <w:p>
-      <w:pPr>
-        <w:pStyle w:val="2"/>
-      </w:pPr>
-      <w:r>
-        <w:t>Изучить описание лабораторной работы.</w:t>
+        <w:numPr>
+          <w:ilvl w:val="0"/>
+          <w:numId w:val="3"/>
+        </w:numPr>
+      </w:pPr>
+      <w:r>
+        <w:t>Основное оборудование</w:t>
+      </w:r>
+    </w:p>
+    <w:p>
+      <w:pPr>
+        <w:pStyle w:val="2"/>
+        <w:numPr>
+          <w:ilvl w:val="1"/>
+          <w:numId w:val="3"/>
+        </w:numPr>
+      </w:pPr>
+      <w:r>
+        <w:t>Персональный компьютер.</w:t>
       </w:r>
     </w:p>
     <w:p>
       <w:pPr>
         <w:pStyle w:val="1"/>
-      </w:pPr>
-      <w:r>
-        <w:t>Основное оборудование</w:t>
-      </w:r>
-    </w:p>
-    <w:p>
-      <w:pPr>
-        <w:pStyle w:val="2"/>
-      </w:pPr>
-      <w:r>
-        <w:t>Персональный компьютер.</w:t>
-      </w:r>
-    </w:p>
-    <w:p>
-      <w:pPr>
-        <w:pStyle w:val="1"/>
+        <w:numPr>
+          <w:ilvl w:val="0"/>
+          <w:numId w:val="3"/>
+        </w:numPr>
       </w:pPr>
       <w:r>
         <w:t>Задание</w:t>
       </w:r>
     </w:p>
     <w:p>
-      <w:r>
-        <w:t xml:space="preserve">Задания </w:t>
-      </w:r>
-      <w:proofErr w:type="gramStart"/>
-      <w:r>
-        <w:t>1-</w:t>
-      </w:r>
-      <w:r>
-        <w:t>5</w:t>
-      </w:r>
-      <w:proofErr w:type="gramEnd"/>
-      <w:r>
-        <w:t xml:space="preserve"> выполняются по вариантам (</w:t>
-      </w:r>
-      <w:r>
-        <w:t>а</w:t>
-      </w:r>
-      <w:r>
-        <w:t xml:space="preserve"> – нечетный номер ПК, </w:t>
-      </w:r>
-      <w:r>
-        <w:t>б</w:t>
-      </w:r>
-      <w:r>
-        <w:t xml:space="preserve"> – четный). </w:t>
-      </w:r>
-    </w:p>
-    <w:p>
-      <w:pPr>
-        <w:pStyle w:val="2"/>
-      </w:pPr>
-      <w:r>
-        <w:t xml:space="preserve">Написать и протестировать </w:t>
-      </w:r>
-      <w:r>
-        <w:t>метод</w:t>
-      </w:r>
-      <w:r>
-        <w:t>, который принимает число</w:t>
-      </w:r>
-      <w:r>
-        <w:t xml:space="preserve"> в качестве</w:t>
-      </w:r>
-      <w:r>
-        <w:t xml:space="preserve"> параметра и возвращает </w:t>
-      </w:r>
-      <w:r>
-        <w:t>логическое значение, указывающее является ли число:</w:t>
+      <w:pPr>
+        <w:pStyle w:val="2"/>
+        <w:numPr>
+          <w:ilvl w:val="1"/>
+          <w:numId w:val="3"/>
+        </w:numPr>
+      </w:pPr>
+      <w:r>
+        <w:t>Создание родительского и дочернего классов</w:t>
+      </w:r>
+    </w:p>
+    <w:p>
+      <w:pPr>
+        <w:pStyle w:val="2"/>
+        <w:numPr>
+          <w:ilvl w:val="2"/>
+          <w:numId w:val="3"/>
+        </w:numPr>
+      </w:pPr>
+      <w:r>
+        <w:t xml:space="preserve">Создать родительский класс </w:t>
+      </w:r>
+      <w:r>
+        <w:rPr>
+          <w:rStyle w:val="ae"/>
+        </w:rPr>
+        <w:t>Person</w:t>
+      </w:r>
+      <w:r>
+        <w:t xml:space="preserve"> (человек) с закрытым строковым полем </w:t>
+      </w:r>
+      <w:r>
+        <w:rPr>
+          <w:rStyle w:val="ae"/>
+        </w:rPr>
+        <w:t>name</w:t>
+      </w:r>
+      <w:r>
+        <w:t xml:space="preserve"> (имя) и защищенным полем</w:t>
+      </w:r>
+      <w:r>
+        <w:t xml:space="preserve"> даты</w:t>
+      </w:r>
+      <w:r>
+        <w:t xml:space="preserve"> </w:t>
+      </w:r>
+      <w:proofErr w:type="spellStart"/>
+      <w:r>
+        <w:rPr>
+          <w:rStyle w:val="ae"/>
+        </w:rPr>
+        <w:t>birth</w:t>
+      </w:r>
+      <w:r>
+        <w:rPr>
+          <w:rStyle w:val="ae"/>
+        </w:rPr>
+        <w:t>D</w:t>
+      </w:r>
+      <w:r>
+        <w:rPr>
+          <w:rStyle w:val="ae"/>
+        </w:rPr>
+        <w:t>ate</w:t>
+      </w:r>
+      <w:proofErr w:type="spellEnd"/>
+      <w:r>
+        <w:t xml:space="preserve"> (</w:t>
+      </w:r>
+      <w:r>
+        <w:t>дата рождения</w:t>
+      </w:r>
+      <w:r>
+        <w:t>) для хранения информации о человеке.</w:t>
+      </w:r>
+    </w:p>
+    <w:p>
+      <w:pPr>
+        <w:pStyle w:val="2"/>
+        <w:numPr>
+          <w:ilvl w:val="2"/>
+          <w:numId w:val="3"/>
+        </w:numPr>
+      </w:pPr>
+      <w:r>
+        <w:t xml:space="preserve">Добавить в класс </w:t>
+      </w:r>
+      <w:r>
+        <w:rPr>
+          <w:lang w:val="en-US"/>
+        </w:rPr>
+        <w:t>Person</w:t>
+      </w:r>
+      <w:r>
+        <w:t xml:space="preserve"> следующие открытые конструкторы:</w:t>
+      </w:r>
+    </w:p>
+    <w:p>
+      <w:r>
+        <w:t xml:space="preserve">- конструктор </w:t>
+      </w:r>
+      <w:r>
+        <w:t>без параметров</w:t>
+      </w:r>
+      <w:r>
+        <w:t xml:space="preserve"> </w:t>
+      </w:r>
+      <w:r>
+        <w:t>для задания стандартных значений полям класса;</w:t>
+      </w:r>
+    </w:p>
+    <w:p>
+      <w:r>
+        <w:t>- конструктор с двумя параметрами для задания значений всем полям класса.</w:t>
+      </w:r>
+    </w:p>
+    <w:p>
+      <w:pPr>
+        <w:pStyle w:val="2"/>
+        <w:numPr>
+          <w:ilvl w:val="1"/>
+          <w:numId w:val="3"/>
+        </w:numPr>
+      </w:pPr>
+      <w:r>
+        <w:t xml:space="preserve">Создать класс </w:t>
+      </w:r>
+      <w:r>
+        <w:rPr>
+          <w:rStyle w:val="ae"/>
+        </w:rPr>
+        <w:t>Worker</w:t>
+      </w:r>
+      <w:r>
+        <w:t xml:space="preserve"> (работник) с закрытыми полями </w:t>
+      </w:r>
+      <w:r>
+        <w:rPr>
+          <w:rStyle w:val="ae"/>
+        </w:rPr>
+        <w:t>seniority</w:t>
+      </w:r>
+      <w:r>
+        <w:t xml:space="preserve"> (стаж) и </w:t>
+      </w:r>
+      <w:r>
+        <w:rPr>
+          <w:rStyle w:val="ae"/>
+        </w:rPr>
+        <w:t>salary</w:t>
+      </w:r>
+      <w:r>
+        <w:t xml:space="preserve"> (зарплата). Сделать его наследником класса </w:t>
+      </w:r>
+      <w:r>
+        <w:rPr>
+          <w:rStyle w:val="ae"/>
+        </w:rPr>
+        <w:t>Person</w:t>
+      </w:r>
+      <w:r>
+        <w:t>.</w:t>
+      </w:r>
+    </w:p>
+    <w:p>
+      <w:pPr>
+        <w:pStyle w:val="2"/>
+        <w:numPr>
+          <w:ilvl w:val="2"/>
+          <w:numId w:val="3"/>
+        </w:numPr>
+      </w:pPr>
+      <w:r>
+        <w:t xml:space="preserve">Добавить в класс </w:t>
+      </w:r>
+      <w:r>
+        <w:rPr>
+          <w:rStyle w:val="ae"/>
+        </w:rPr>
+        <w:t>Worker</w:t>
+      </w:r>
+      <w:r>
+        <w:t xml:space="preserve"> следующие открытые конструкторы:</w:t>
+      </w:r>
+    </w:p>
+    <w:p>
+      <w:r>
+        <w:t xml:space="preserve">- конструктор </w:t>
+      </w:r>
+      <w:r>
+        <w:t>без параметров</w:t>
+      </w:r>
+      <w:r>
+        <w:t xml:space="preserve"> для задания стандартных значений полям класса;</w:t>
+      </w:r>
+    </w:p>
+    <w:p>
+      <w:r>
+        <w:t>- конструктор с четырьмя параметрами для задания значений всем полям класса. После списка параметров вызвать родительский конструктор с параметрами.</w:t>
+      </w:r>
+    </w:p>
+    <w:p>
+      <w:pPr>
+        <w:pStyle w:val="2"/>
+        <w:numPr>
+          <w:ilvl w:val="2"/>
+          <w:numId w:val="3"/>
+        </w:numPr>
+      </w:pPr>
+      <w:r>
+        <w:t xml:space="preserve">Протестировать полученный дочерний класс, создав объекты класса с использованием конструктора по умолчанию и конструктора с параметрами. Данные для конструктора задать </w:t>
+      </w:r>
+      <w:proofErr w:type="spellStart"/>
+      <w:r>
+        <w:t>программно</w:t>
+      </w:r>
+      <w:proofErr w:type="spellEnd"/>
+      <w:r>
+        <w:t>.</w:t>
+      </w:r>
+    </w:p>
+    <w:p>
+      <w:pPr>
+        <w:pStyle w:val="2"/>
+        <w:numPr>
+          <w:ilvl w:val="1"/>
+          <w:numId w:val="3"/>
+        </w:numPr>
+      </w:pPr>
+      <w:r>
+        <w:t>Создание методов в дочернем классе</w:t>
+      </w:r>
+    </w:p>
+    <w:p>
+      <w:pPr>
+        <w:pStyle w:val="2"/>
+        <w:numPr>
+          <w:ilvl w:val="2"/>
+          <w:numId w:val="3"/>
+        </w:numPr>
+      </w:pPr>
+      <w:r>
+        <w:t xml:space="preserve">Добавить в родительский класс </w:t>
+      </w:r>
+      <w:r>
+        <w:rPr>
+          <w:rStyle w:val="ae"/>
+        </w:rPr>
+        <w:t>Person</w:t>
+      </w:r>
+      <w:r>
+        <w:t xml:space="preserve"> открытый виртуальный метод </w:t>
+      </w:r>
+      <w:r>
+        <w:rPr>
+          <w:lang w:val="en-US"/>
+        </w:rPr>
+        <w:t>Print</w:t>
+      </w:r>
+      <w:r>
+        <w:t>, выводящий на экран информацию об объекте.</w:t>
+      </w:r>
+    </w:p>
+    <w:p>
+      <w:pPr>
+        <w:pStyle w:val="2"/>
+        <w:numPr>
+          <w:ilvl w:val="2"/>
+          <w:numId w:val="3"/>
+        </w:numPr>
+      </w:pPr>
+      <w:r>
+        <w:lastRenderedPageBreak/>
+        <w:t xml:space="preserve">Добавить в дочерний класс </w:t>
+      </w:r>
+      <w:r>
+        <w:rPr>
+          <w:rStyle w:val="ae"/>
+        </w:rPr>
+        <w:t>Worker</w:t>
+      </w:r>
+      <w:r>
+        <w:t xml:space="preserve"> следующие открытые методы:</w:t>
+      </w:r>
+    </w:p>
+    <w:p>
+      <w:r>
+        <w:t xml:space="preserve">- метод </w:t>
+      </w:r>
+      <w:r>
+        <w:rPr>
+          <w:lang w:val="en-US"/>
+        </w:rPr>
+        <w:t>Print</w:t>
+      </w:r>
+      <w:r>
+        <w:t xml:space="preserve">, вызывающий реализацию метода </w:t>
+      </w:r>
+      <w:r>
+        <w:rPr>
+          <w:rStyle w:val="ae"/>
+        </w:rPr>
+        <w:t>Print</w:t>
+      </w:r>
+      <w:r>
+        <w:t xml:space="preserve"> из родительского класса и расширяющий его функциональность выводом информации о полях, объявленных в классе </w:t>
+      </w:r>
+      <w:r>
+        <w:rPr>
+          <w:rStyle w:val="ae"/>
+        </w:rPr>
+        <w:t>Worker</w:t>
+      </w:r>
+      <w:r>
+        <w:t>;</w:t>
+      </w:r>
+    </w:p>
+    <w:p>
+      <w:r>
+        <w:t xml:space="preserve">- метод </w:t>
+      </w:r>
+      <w:proofErr w:type="spellStart"/>
+      <w:r>
+        <w:rPr>
+          <w:rStyle w:val="ae"/>
+        </w:rPr>
+        <w:t>GetStartWorkAge</w:t>
+      </w:r>
+      <w:proofErr w:type="spellEnd"/>
+      <w:r>
+        <w:t>, возвращающий возраст, в котором человек устроился на работу (находится вычитанием стажа из возраста человека).</w:t>
+      </w:r>
+    </w:p>
+    <w:p>
+      <w:pPr>
+        <w:pStyle w:val="2"/>
+        <w:numPr>
+          <w:ilvl w:val="2"/>
+          <w:numId w:val="3"/>
+        </w:numPr>
+      </w:pPr>
+      <w:r>
+        <w:t>Протестировать работу методов, вызвав их у созданных объектов класса.</w:t>
+      </w:r>
+    </w:p>
+    <w:p>
+      <w:pPr>
+        <w:pStyle w:val="2"/>
+        <w:numPr>
+          <w:ilvl w:val="1"/>
+          <w:numId w:val="3"/>
+        </w:numPr>
+      </w:pPr>
+      <w:r>
+        <w:t>Создать абстрактный класс Фигура</w:t>
+      </w:r>
+    </w:p>
+    <w:p>
+      <w:pPr>
+        <w:pStyle w:val="2"/>
+        <w:numPr>
+          <w:ilvl w:val="2"/>
+          <w:numId w:val="3"/>
+        </w:numPr>
+      </w:pPr>
+      <w:r>
+        <w:t>В созданном классе</w:t>
+      </w:r>
+      <w:r>
+        <w:t xml:space="preserve"> объявить следующие чисто виртуальные функции:</w:t>
+      </w:r>
+    </w:p>
+    <w:p>
+      <w:r>
+        <w:t>- функцию для нахождения площади фигуры;</w:t>
+      </w:r>
+    </w:p>
+    <w:p>
+      <w:r>
+        <w:t>- функцию для нахождения периметра фигуры;</w:t>
+      </w:r>
+    </w:p>
+    <w:p>
+      <w:r>
+        <w:t>- функцию для вывода названия типа фигуры.</w:t>
+      </w:r>
+    </w:p>
+    <w:p>
+      <w:pPr>
+        <w:pStyle w:val="2"/>
+        <w:numPr>
+          <w:ilvl w:val="2"/>
+          <w:numId w:val="3"/>
+        </w:numPr>
+      </w:pPr>
+      <w:r>
+        <w:t>Создать два класса-наследника класса Фигура, в которых реализовать указанные функции и добавить требуемые поля (по вариантам):</w:t>
+      </w:r>
+    </w:p>
+    <w:p/>
+    <w:tbl>
+      <w:tblPr>
+        <w:tblStyle w:val="af"/>
+        <w:tblW w:w="0" w:type="auto"/>
+        <w:tblLook w:val="04A0" w:firstRow="1" w:lastRow="0" w:firstColumn="1" w:lastColumn="0" w:noHBand="0" w:noVBand="1"/>
+      </w:tblPr>
+      <w:tblGrid>
+        <w:gridCol w:w="1696"/>
+        <w:gridCol w:w="7649"/>
+      </w:tblGrid>
+      <w:tr>
+        <w:tc>
+          <w:tcPr>
+            <w:tcW w:w="1696" w:type="dxa"/>
+            <w:vAlign w:val="center"/>
+          </w:tcPr>
+          <w:p>
+            <w:pPr>
+              <w:jc w:val="center"/>
+            </w:pPr>
+            <w:r>
+              <w:t>№ варианта</w:t>
+            </w:r>
+          </w:p>
+        </w:tc>
+        <w:tc>
+          <w:tcPr>
+            <w:tcW w:w="7649" w:type="dxa"/>
+            <w:vAlign w:val="center"/>
+          </w:tcPr>
+          <w:p>
+            <w:pPr>
+              <w:jc w:val="center"/>
+            </w:pPr>
+            <w:r>
+              <w:t>Задание</w:t>
+            </w:r>
+          </w:p>
+        </w:tc>
+      </w:tr>
+      <w:tr>
+        <w:tc>
+          <w:tcPr>
+            <w:tcW w:w="1696" w:type="dxa"/>
+          </w:tcPr>
+          <w:p>
+            <w:pPr>
+              <w:jc w:val="center"/>
+            </w:pPr>
+            <w:r>
+              <w:t>1</w:t>
+            </w:r>
+          </w:p>
+        </w:tc>
+        <w:tc>
+          <w:tcPr>
+            <w:tcW w:w="7649" w:type="dxa"/>
+          </w:tcPr>
+          <w:p>
+            <w:r>
+              <w:t>классы Квадрат (поле сторона) и Прямоугольник (поля длина и ширина)</w:t>
+            </w:r>
+          </w:p>
+        </w:tc>
+      </w:tr>
+      <w:tr>
+        <w:tc>
+          <w:tcPr>
+            <w:tcW w:w="1696" w:type="dxa"/>
+          </w:tcPr>
+          <w:p>
+            <w:pPr>
+              <w:jc w:val="center"/>
+            </w:pPr>
+            <w:r>
+              <w:t>2</w:t>
+            </w:r>
+          </w:p>
+        </w:tc>
+        <w:tc>
+          <w:tcPr>
+            <w:tcW w:w="7649" w:type="dxa"/>
+          </w:tcPr>
+          <w:p>
+            <w:r>
+              <w:t xml:space="preserve">классы Круг (константа </w:t>
+            </w:r>
+            <w:r>
+              <w:rPr>
+                <w:rStyle w:val="ae"/>
+              </w:rPr>
+              <w:t>Pi</w:t>
+            </w:r>
+            <w:r>
+              <w:t xml:space="preserve"> и поле радиус) и Прямоугольник (поля длина и ширина)</w:t>
+            </w:r>
+          </w:p>
+        </w:tc>
+      </w:tr>
+      <w:tr>
+        <w:tc>
+          <w:tcPr>
+            <w:tcW w:w="1696" w:type="dxa"/>
+          </w:tcPr>
+          <w:p>
+            <w:pPr>
+              <w:jc w:val="center"/>
+            </w:pPr>
+            <w:r>
+              <w:t>3</w:t>
+            </w:r>
+          </w:p>
+        </w:tc>
+        <w:tc>
+          <w:tcPr>
+            <w:tcW w:w="7649" w:type="dxa"/>
+          </w:tcPr>
+          <w:p>
+            <w:r>
+              <w:t xml:space="preserve">классы Квадрат (поле сторона) и Круг (константа </w:t>
+            </w:r>
+            <w:r>
+              <w:rPr>
+                <w:rStyle w:val="ae"/>
+              </w:rPr>
+              <w:t>Pi</w:t>
+            </w:r>
+            <w:r>
+              <w:t xml:space="preserve"> и поле радиус)</w:t>
+            </w:r>
+          </w:p>
+        </w:tc>
+      </w:tr>
+    </w:tbl>
+    <w:p/>
+    <w:p>
+      <w:pPr>
+        <w:pStyle w:val="2"/>
+        <w:numPr>
+          <w:ilvl w:val="2"/>
+          <w:numId w:val="3"/>
+        </w:numPr>
+      </w:pPr>
+      <w:r>
+        <w:t>Протестировать работу методов, создав объекты классов-наследников и вызвав переписанные методы.</w:t>
       </w:r>
     </w:p>
     <w:p>
@@ -171,11 +824,151 @@
         </w:numPr>
         <w:ind w:left="567"/>
       </w:pPr>
-      <w:r>
-        <w:t xml:space="preserve">а) </w:t>
-      </w:r>
-      <w:r>
-        <w:t>четным</w:t>
+    </w:p>
+    <w:p>
+      <w:pPr>
+        <w:pStyle w:val="2"/>
+        <w:numPr>
+          <w:ilvl w:val="1"/>
+          <w:numId w:val="3"/>
+        </w:numPr>
+      </w:pPr>
+      <w:r>
+        <w:t>Множественное наследование при помощи интерфейсов</w:t>
+      </w:r>
+    </w:p>
+    <w:p>
+      <w:pPr>
+        <w:pStyle w:val="2"/>
+        <w:numPr>
+          <w:ilvl w:val="2"/>
+          <w:numId w:val="3"/>
+        </w:numPr>
+      </w:pPr>
+      <w:r>
+        <w:t xml:space="preserve">Создайте интерфейс </w:t>
+      </w:r>
+      <w:proofErr w:type="spellStart"/>
+      <w:r>
+        <w:t>IPrinter</w:t>
+      </w:r>
+      <w:proofErr w:type="spellEnd"/>
+      <w:r>
+        <w:t>, содержащий</w:t>
+      </w:r>
+      <w:r>
+        <w:t xml:space="preserve"> м</w:t>
+      </w:r>
+      <w:r>
+        <w:t xml:space="preserve">етод </w:t>
+      </w:r>
+      <w:proofErr w:type="gramStart"/>
+      <w:r>
+        <w:t>Print(</w:t>
+      </w:r>
+      <w:proofErr w:type="spellStart"/>
+      <w:proofErr w:type="gramEnd"/>
+      <w:r>
+        <w:t>string</w:t>
+      </w:r>
+      <w:proofErr w:type="spellEnd"/>
+      <w:r>
+        <w:t xml:space="preserve"> </w:t>
+      </w:r>
+      <w:proofErr w:type="spellStart"/>
+      <w:r>
+        <w:t>document</w:t>
+      </w:r>
+      <w:proofErr w:type="spellEnd"/>
+      <w:r>
+        <w:t xml:space="preserve">) </w:t>
+      </w:r>
+      <w:r>
+        <w:t>–</w:t>
+      </w:r>
+      <w:r>
+        <w:t xml:space="preserve"> печать документа.</w:t>
+      </w:r>
+    </w:p>
+    <w:p>
+      <w:pPr>
+        <w:pStyle w:val="2"/>
+        <w:numPr>
+          <w:ilvl w:val="2"/>
+          <w:numId w:val="3"/>
+        </w:numPr>
+      </w:pPr>
+      <w:r>
+        <w:t xml:space="preserve">Создайте интерфейс </w:t>
+      </w:r>
+      <w:proofErr w:type="spellStart"/>
+      <w:r>
+        <w:t>IScanner</w:t>
+      </w:r>
+      <w:proofErr w:type="spellEnd"/>
+      <w:r>
+        <w:t>, содержащий</w:t>
+      </w:r>
+      <w:r>
+        <w:t xml:space="preserve"> м</w:t>
+      </w:r>
+      <w:r>
+        <w:t xml:space="preserve">етод </w:t>
+      </w:r>
+      <w:proofErr w:type="spellStart"/>
+      <w:proofErr w:type="gramStart"/>
+      <w:r>
+        <w:t>Scan</w:t>
+      </w:r>
+      <w:proofErr w:type="spellEnd"/>
+      <w:r>
+        <w:t>(</w:t>
+      </w:r>
+      <w:proofErr w:type="gramEnd"/>
+      <w:r>
+        <w:t xml:space="preserve">) </w:t>
+      </w:r>
+      <w:r>
+        <w:t>–</w:t>
+      </w:r>
+      <w:r>
+        <w:t xml:space="preserve"> сканирование документа с возвращением строки.</w:t>
+      </w:r>
+    </w:p>
+    <w:p>
+      <w:pPr>
+        <w:pStyle w:val="2"/>
+        <w:numPr>
+          <w:ilvl w:val="2"/>
+          <w:numId w:val="3"/>
+        </w:numPr>
+      </w:pPr>
+      <w:r>
+        <w:t xml:space="preserve">Создайте класс </w:t>
+      </w:r>
+      <w:proofErr w:type="spellStart"/>
+      <w:r>
+        <w:t>MultiFunctionDevice</w:t>
+      </w:r>
+      <w:proofErr w:type="spellEnd"/>
+      <w:r>
+        <w:t xml:space="preserve">, реализующий оба интерфейса: </w:t>
+      </w:r>
+      <w:proofErr w:type="spellStart"/>
+      <w:r>
+        <w:t>IPrinter</w:t>
+      </w:r>
+      <w:proofErr w:type="spellEnd"/>
+      <w:r>
+        <w:t xml:space="preserve"> и </w:t>
+      </w:r>
+      <w:proofErr w:type="spellStart"/>
+      <w:r>
+        <w:t>IScanner</w:t>
+      </w:r>
+      <w:proofErr w:type="spellEnd"/>
+      <w:r>
+        <w:t>.</w:t>
       </w:r>
     </w:p>
     <w:p>
@@ -185,239 +978,18 @@
           <w:ilvl w:val="0"/>
           <w:numId w:val="0"/>
         </w:numPr>
-        <w:ind w:left="567"/>
-      </w:pPr>
-      <w:r>
-        <w:t>б</w:t>
-      </w:r>
-      <w:r>
-        <w:t xml:space="preserve">) </w:t>
-      </w:r>
-      <w:r>
-        <w:t>нечетным</w:t>
-      </w:r>
-    </w:p>
-    <w:p>
-      <w:pPr>
-        <w:pStyle w:val="2"/>
-      </w:pPr>
-      <w:r>
-        <w:t>Написать и протестировать в одной программе дв</w:t>
-      </w:r>
-      <w:r>
-        <w:t>а</w:t>
-      </w:r>
-      <w:r>
-        <w:t xml:space="preserve"> перегруженных </w:t>
-      </w:r>
-      <w:r>
-        <w:t>метода</w:t>
-      </w:r>
-      <w:r>
-        <w:t xml:space="preserve"> (</w:t>
-      </w:r>
-      <w:r>
-        <w:t>методы</w:t>
-      </w:r>
-      <w:r>
-        <w:t xml:space="preserve"> с одинаковыми именами, но различным списком параметров): </w:t>
-      </w:r>
-    </w:p>
-    <w:p>
-      <w:r>
-        <w:t>а) перв</w:t>
-      </w:r>
-      <w:r>
-        <w:t>ый</w:t>
-      </w:r>
-      <w:r>
-        <w:t xml:space="preserve"> </w:t>
-      </w:r>
-      <w:r>
-        <w:t>метод</w:t>
-      </w:r>
-      <w:r>
-        <w:t xml:space="preserve"> долж</w:t>
-      </w:r>
-      <w:r>
-        <w:t>ен</w:t>
-      </w:r>
-      <w:r>
-        <w:t xml:space="preserve"> возвращать площадь квадрата с указанной в параметрах длиной стороны, втор</w:t>
-      </w:r>
-      <w:r>
-        <w:t>ой</w:t>
-      </w:r>
-      <w:r>
-        <w:t xml:space="preserve"> </w:t>
-      </w:r>
-      <w:r>
-        <w:t>–</w:t>
-      </w:r>
-      <w:r>
-        <w:t xml:space="preserve"> площадь прямоугольника с указанными в параметрах длиной и шириной сторон. </w:t>
-      </w:r>
-    </w:p>
-    <w:p>
-      <w:r>
-        <w:t>б) перв</w:t>
-      </w:r>
-      <w:r>
-        <w:t>ый</w:t>
-      </w:r>
-      <w:r>
-        <w:t xml:space="preserve"> </w:t>
-      </w:r>
-      <w:r>
-        <w:t>метод</w:t>
-      </w:r>
-      <w:r>
-        <w:t xml:space="preserve"> долж</w:t>
-      </w:r>
-      <w:r>
-        <w:t>ен</w:t>
-      </w:r>
-      <w:r>
-        <w:t xml:space="preserve"> возвращать </w:t>
-      </w:r>
-      <w:r>
-        <w:t>площадь</w:t>
-      </w:r>
-      <w:r>
-        <w:t xml:space="preserve"> </w:t>
-      </w:r>
-      <w:r>
-        <w:t>круга</w:t>
-      </w:r>
-      <w:r>
-        <w:t xml:space="preserve"> с указанн</w:t>
-      </w:r>
-      <w:r>
-        <w:t>ым</w:t>
-      </w:r>
-      <w:r>
-        <w:t xml:space="preserve"> в параметрах </w:t>
-      </w:r>
-      <w:r>
-        <w:t>радиусом</w:t>
-      </w:r>
-      <w:r>
-        <w:t>, втор</w:t>
-      </w:r>
-      <w:r>
-        <w:t>ой</w:t>
-      </w:r>
-      <w:r>
-        <w:t xml:space="preserve"> </w:t>
-      </w:r>
-      <w:r>
-        <w:t>–</w:t>
-      </w:r>
-      <w:r>
-        <w:t xml:space="preserve"> </w:t>
-      </w:r>
-      <w:r>
-        <w:t>площадь эллипса</w:t>
-      </w:r>
-      <w:r>
-        <w:t xml:space="preserve"> с указанными в параметрах длиной </w:t>
-      </w:r>
-      <w:r>
-        <w:t>большой и малой полуосей</w:t>
-      </w:r>
-      <w:r>
-        <w:t xml:space="preserve">. </w:t>
-      </w:r>
-    </w:p>
-    <w:p>
-      <w:pPr>
-        <w:pStyle w:val="2"/>
-        <w:numPr>
-          <w:ilvl w:val="1"/>
-          <w:numId w:val="1"/>
-        </w:numPr>
-      </w:pPr>
-      <w:r>
-        <w:t xml:space="preserve">Написать и протестировать </w:t>
-      </w:r>
-      <w:r>
-        <w:t>метод</w:t>
-      </w:r>
-      <w:r>
-        <w:t xml:space="preserve"> с необязательными аргументами. </w:t>
-      </w:r>
-      <w:r>
-        <w:t>Метод</w:t>
-      </w:r>
-      <w:r>
-        <w:t xml:space="preserve"> долж</w:t>
-      </w:r>
-      <w:r>
-        <w:t>ен</w:t>
-      </w:r>
-      <w:r>
-        <w:t xml:space="preserve"> возвращать: </w:t>
-      </w:r>
-    </w:p>
-    <w:p>
-      <w:r>
-        <w:t xml:space="preserve">а) </w:t>
-      </w:r>
-      <w:r>
-        <w:t xml:space="preserve">значение </w:t>
-      </w:r>
-      <w:r>
-        <w:rPr>
-          <w:lang w:val="en-US"/>
-        </w:rPr>
-        <w:t>n</w:t>
-      </w:r>
-      <w:r>
-        <w:t>-</w:t>
-      </w:r>
-      <w:r>
-        <w:t>ого члена арифметической прогрессии. По умолчанию значение первого члена прогрессии равно 0, а значение шага прогрессии равно 1</w:t>
-      </w:r>
-      <w:r>
-        <w:t xml:space="preserve">. </w:t>
-      </w:r>
-    </w:p>
-    <w:p>
-      <w:r>
-        <w:t xml:space="preserve">б) </w:t>
-      </w:r>
-      <w:r>
-        <w:t xml:space="preserve">значение </w:t>
-      </w:r>
-      <w:r>
-        <w:rPr>
-          <w:lang w:val="en-US"/>
-        </w:rPr>
-        <w:t>n</w:t>
-      </w:r>
-      <w:r>
-        <w:t>-</w:t>
-      </w:r>
-      <w:r>
-        <w:t>ого члена геометрической прогрессии. По умолчанию значение первого члена прогрессии равно 1, а значение знаменателя прогрессии равно 2</w:t>
-      </w:r>
-      <w:r>
-        <w:t xml:space="preserve">. </w:t>
-      </w:r>
-    </w:p>
-    <w:p>
-      <w:pPr>
-        <w:pStyle w:val="2"/>
-        <w:numPr>
-          <w:ilvl w:val="1"/>
-          <w:numId w:val="1"/>
-        </w:numPr>
-      </w:pPr>
-      <w:r>
-        <w:t>Написать и протестировать метод, который</w:t>
-      </w:r>
-      <w:r>
-        <w:t>:</w:t>
+        <w:ind w:firstLine="567"/>
+      </w:pPr>
+      <w:r>
+        <w:t xml:space="preserve">Метод </w:t>
+      </w:r>
+      <w:proofErr w:type="gramStart"/>
+      <w:r>
+        <w:t>Print(</w:t>
+      </w:r>
+      <w:proofErr w:type="gramEnd"/>
+      <w:r>
+        <w:t>) должен выводить сообщение о печати документа.</w:t>
       </w:r>
     </w:p>
     <w:p>
@@ -430,150 +1002,155 @@
         <w:ind w:firstLine="567"/>
       </w:pPr>
       <w:r>
-        <w:t xml:space="preserve">а) </w:t>
-      </w:r>
-      <w:r>
-        <w:t>принимает 2 параметра – две числовых переменных по ссылке. Метод должен менять местами значения переменных.</w:t>
-      </w:r>
-    </w:p>
-    <w:p>
-      <w:pPr>
-        <w:pStyle w:val="2"/>
+        <w:t xml:space="preserve">Метод </w:t>
+      </w:r>
+      <w:proofErr w:type="spellStart"/>
+      <w:proofErr w:type="gramStart"/>
+      <w:r>
+        <w:t>Scan</w:t>
+      </w:r>
+      <w:proofErr w:type="spellEnd"/>
+      <w:r>
+        <w:t>(</w:t>
+      </w:r>
+      <w:proofErr w:type="gramEnd"/>
+      <w:r>
+        <w:t>) должен выводить сообщение о сканировании и возвращать строку "Отсканированный документ".</w:t>
+      </w:r>
+    </w:p>
+    <w:p>
+      <w:pPr>
+        <w:pStyle w:val="2"/>
+        <w:numPr>
+          <w:ilvl w:val="2"/>
+          <w:numId w:val="3"/>
+        </w:numPr>
+      </w:pPr>
+      <w:r>
+        <w:t>Протестировать работу методов, создав объект</w:t>
+      </w:r>
+      <w:r>
+        <w:t xml:space="preserve"> </w:t>
+      </w:r>
+      <w:proofErr w:type="spellStart"/>
+      <w:r>
+        <w:t>MultiFunctionDevice</w:t>
+      </w:r>
+      <w:proofErr w:type="spellEnd"/>
+      <w:r>
+        <w:t>.</w:t>
+      </w:r>
+    </w:p>
+    <w:p>
+      <w:pPr>
+        <w:pStyle w:val="1"/>
         <w:numPr>
           <w:ilvl w:val="0"/>
-          <w:numId w:val="0"/>
-        </w:numPr>
-        <w:ind w:firstLine="567"/>
-      </w:pPr>
-      <w:r>
-        <w:t>б</w:t>
-      </w:r>
-      <w:r>
-        <w:t xml:space="preserve">) </w:t>
-      </w:r>
-      <w:r>
-        <w:t xml:space="preserve">принимает </w:t>
-      </w:r>
-      <w:r>
-        <w:t>количество секунд и возвращает через выходные параметры три значения: часы, минуты и секунды.</w:t>
-      </w:r>
-    </w:p>
-    <w:p>
-      <w:pPr>
-        <w:pStyle w:val="2"/>
+          <w:numId w:val="3"/>
+        </w:numPr>
+      </w:pPr>
+      <w:r>
+        <w:t>Порядок выполнения работы</w:t>
+      </w:r>
+    </w:p>
+    <w:p>
+      <w:pPr>
+        <w:pStyle w:val="2"/>
+        <w:numPr>
+          <w:ilvl w:val="1"/>
+          <w:numId w:val="3"/>
+        </w:numPr>
+      </w:pPr>
+      <w:r>
+        <w:t>Используя Microsoft Visual Studio, создать проект C</w:t>
+      </w:r>
+      <w:r>
+        <w:t>#</w:t>
+      </w:r>
+      <w:r>
+        <w:t xml:space="preserve"> и выполнить задания из п.5.</w:t>
+      </w:r>
+    </w:p>
+    <w:p>
+      <w:pPr>
+        <w:pStyle w:val="2"/>
+        <w:numPr>
+          <w:ilvl w:val="1"/>
+          <w:numId w:val="3"/>
+        </w:numPr>
+      </w:pPr>
+      <w:r>
+        <w:t>Ответить на контрольные вопросы.</w:t>
+      </w:r>
+    </w:p>
+    <w:p>
+      <w:pPr>
+        <w:pStyle w:val="1"/>
+        <w:numPr>
+          <w:ilvl w:val="0"/>
+          <w:numId w:val="3"/>
+        </w:numPr>
       </w:pPr>
       <w:r>
         <w:lastRenderedPageBreak/>
-        <w:t xml:space="preserve">Написать и протестировать </w:t>
-      </w:r>
-      <w:r>
-        <w:t>метод</w:t>
-      </w:r>
-      <w:r>
-        <w:t>, принимающ</w:t>
-      </w:r>
-      <w:r>
-        <w:t>ий</w:t>
-      </w:r>
-      <w:r>
-        <w:t xml:space="preserve"> переменное количество чисел и возвращающ</w:t>
-      </w:r>
-      <w:r>
-        <w:t>ий</w:t>
-      </w:r>
-      <w:r>
-        <w:t xml:space="preserve"> результат: </w:t>
-      </w:r>
-    </w:p>
-    <w:p>
-      <w:r>
-        <w:t xml:space="preserve">а) </w:t>
-      </w:r>
-      <w:r>
-        <w:t>среднее арифметическое</w:t>
-      </w:r>
-      <w:r>
-        <w:t xml:space="preserve"> переданных чисел. </w:t>
-      </w:r>
-    </w:p>
-    <w:p>
-      <w:r>
-        <w:t xml:space="preserve">б) </w:t>
-      </w:r>
-      <w:r>
-        <w:t>размах ряда</w:t>
-      </w:r>
-      <w:r>
-        <w:t xml:space="preserve"> переданных чисел. </w:t>
+        <w:t>Содержание отчета</w:t>
+      </w:r>
+    </w:p>
+    <w:p>
+      <w:pPr>
+        <w:pStyle w:val="2"/>
+        <w:numPr>
+          <w:ilvl w:val="1"/>
+          <w:numId w:val="3"/>
+        </w:numPr>
+      </w:pPr>
+      <w:r>
+        <w:t>Титульный лист</w:t>
+      </w:r>
+    </w:p>
+    <w:p>
+      <w:pPr>
+        <w:pStyle w:val="2"/>
+        <w:numPr>
+          <w:ilvl w:val="1"/>
+          <w:numId w:val="3"/>
+        </w:numPr>
+      </w:pPr>
+      <w:r>
+        <w:t>Цель работы</w:t>
+      </w:r>
+    </w:p>
+    <w:p>
+      <w:pPr>
+        <w:pStyle w:val="2"/>
+        <w:numPr>
+          <w:ilvl w:val="1"/>
+          <w:numId w:val="3"/>
+        </w:numPr>
+      </w:pPr>
+      <w:r>
+        <w:t>Ответы на контрольные вопросы</w:t>
+      </w:r>
+    </w:p>
+    <w:p>
+      <w:pPr>
+        <w:pStyle w:val="2"/>
+        <w:numPr>
+          <w:ilvl w:val="1"/>
+          <w:numId w:val="3"/>
+        </w:numPr>
+      </w:pPr>
+      <w:r>
+        <w:t>Вывод</w:t>
       </w:r>
     </w:p>
     <w:p>
       <w:pPr>
         <w:pStyle w:val="1"/>
-      </w:pPr>
-      <w:r>
-        <w:t>Порядок выполнения работы</w:t>
-      </w:r>
-    </w:p>
-    <w:p>
-      <w:pPr>
-        <w:pStyle w:val="2"/>
-      </w:pPr>
-      <w:r>
-        <w:t>Выполнить все задания из п.5.</w:t>
-      </w:r>
-    </w:p>
-    <w:p>
-      <w:pPr>
-        <w:pStyle w:val="2"/>
-      </w:pPr>
-      <w:r>
-        <w:t>Ответить на контрольные вопросы.</w:t>
-      </w:r>
-    </w:p>
-    <w:p>
-      <w:pPr>
-        <w:pStyle w:val="1"/>
-      </w:pPr>
-      <w:r>
-        <w:t>Содержание отчета</w:t>
-      </w:r>
-    </w:p>
-    <w:p>
-      <w:pPr>
-        <w:pStyle w:val="2"/>
-      </w:pPr>
-      <w:r>
-        <w:t>Титульный лист</w:t>
-      </w:r>
-    </w:p>
-    <w:p>
-      <w:pPr>
-        <w:pStyle w:val="2"/>
-      </w:pPr>
-      <w:r>
-        <w:t>Цель работы</w:t>
-      </w:r>
-    </w:p>
-    <w:p>
-      <w:pPr>
-        <w:pStyle w:val="2"/>
-      </w:pPr>
-      <w:r>
-        <w:t>Ответы на контрольные вопросы</w:t>
-      </w:r>
-    </w:p>
-    <w:p>
-      <w:pPr>
-        <w:pStyle w:val="2"/>
-      </w:pPr>
-      <w:r>
-        <w:t>Вывод</w:t>
-      </w:r>
-    </w:p>
-    <w:p>
-      <w:pPr>
-        <w:pStyle w:val="1"/>
+        <w:numPr>
+          <w:ilvl w:val="0"/>
+          <w:numId w:val="3"/>
+        </w:numPr>
       </w:pPr>
       <w:r>
         <w:t>Контрольные вопросы</w:t>
@@ -582,9 +1159,85 @@
     <w:p>
       <w:pPr>
         <w:pStyle w:val="2"/>
-      </w:pPr>
-      <w:r>
-        <w:t xml:space="preserve">Каков синтаксис создания функций на </w:t>
+        <w:numPr>
+          <w:ilvl w:val="1"/>
+          <w:numId w:val="3"/>
+        </w:numPr>
+      </w:pPr>
+      <w:r>
+        <w:t>Что такое «наследование»?</w:t>
+      </w:r>
+    </w:p>
+    <w:p>
+      <w:pPr>
+        <w:pStyle w:val="2"/>
+        <w:numPr>
+          <w:ilvl w:val="1"/>
+          <w:numId w:val="3"/>
+        </w:numPr>
+      </w:pPr>
+      <w:r>
+        <w:t>Какие классы называются родительскими?</w:t>
+      </w:r>
+    </w:p>
+    <w:p>
+      <w:pPr>
+        <w:pStyle w:val="2"/>
+        <w:numPr>
+          <w:ilvl w:val="1"/>
+          <w:numId w:val="3"/>
+        </w:numPr>
+      </w:pPr>
+      <w:r>
+        <w:t>Какие классы называются дочерними?</w:t>
+      </w:r>
+    </w:p>
+    <w:p>
+      <w:pPr>
+        <w:pStyle w:val="2"/>
+        <w:numPr>
+          <w:ilvl w:val="1"/>
+          <w:numId w:val="3"/>
+        </w:numPr>
+      </w:pPr>
+      <w:r>
+        <w:t>Что такое «виртуальный метод»?</w:t>
+      </w:r>
+    </w:p>
+    <w:p>
+      <w:pPr>
+        <w:pStyle w:val="2"/>
+        <w:numPr>
+          <w:ilvl w:val="1"/>
+          <w:numId w:val="3"/>
+        </w:numPr>
+      </w:pPr>
+      <w:r>
+        <w:t>Какие классы называются абстрактными?</w:t>
+      </w:r>
+    </w:p>
+    <w:p>
+      <w:pPr>
+        <w:pStyle w:val="2"/>
+        <w:numPr>
+          <w:ilvl w:val="1"/>
+          <w:numId w:val="3"/>
+        </w:numPr>
+      </w:pPr>
+      <w:r>
+        <w:t>Для чего используются абстрактные классы?</w:t>
+      </w:r>
+    </w:p>
+    <w:p>
+      <w:pPr>
+        <w:pStyle w:val="2"/>
+        <w:numPr>
+          <w:ilvl w:val="1"/>
+          <w:numId w:val="3"/>
+        </w:numPr>
+      </w:pPr>
+      <w:r>
+        <w:t xml:space="preserve">Как в </w:t>
       </w:r>
       <w:r>
         <w:rPr>
@@ -593,52 +1246,16 @@
         <w:t>C</w:t>
       </w:r>
       <w:r>
-        <w:t>#</w:t>
-      </w:r>
-      <w:r>
-        <w:t xml:space="preserve">? </w:t>
-      </w:r>
-    </w:p>
-    <w:p>
-      <w:pPr>
-        <w:pStyle w:val="2"/>
-      </w:pPr>
-      <w:r>
-        <w:t xml:space="preserve">Как указать для параметров методов значения по умолчанию на </w:t>
-      </w:r>
-      <w:r>
-        <w:rPr>
-          <w:lang w:val="en-US"/>
-        </w:rPr>
-        <w:t>C</w:t>
-      </w:r>
-      <w:r>
-        <w:t>#</w:t>
-      </w:r>
-      <w:r>
-        <w:t xml:space="preserve">? </w:t>
-      </w:r>
-    </w:p>
-    <w:p>
-      <w:pPr>
-        <w:pStyle w:val="2"/>
-      </w:pPr>
-      <w:r>
-        <w:t xml:space="preserve">Как указать для параметров переменное количество аргументов на </w:t>
-      </w:r>
-      <w:r>
-        <w:rPr>
-          <w:lang w:val="en-US"/>
-        </w:rPr>
-        <w:t>C</w:t>
-      </w:r>
-      <w:r>
-        <w:t>#</w:t>
-      </w:r>
-      <w:r>
-        <w:t xml:space="preserve">? </w:t>
-      </w:r>
-    </w:p>
+        <w:t xml:space="preserve"># </w:t>
+      </w:r>
+      <w:r>
+        <w:t>реализуется «множественное наследование»</w:t>
+      </w:r>
+      <w:r>
+        <w:t>?</w:t>
+      </w:r>
+    </w:p>
+    <w:p/>
     <w:sectPr>
       <w:pgSz w:w="11906" w:h="16838"/>
       <w:pgMar w:top="1134" w:right="850" w:bottom="1134" w:left="1701" w:header="708" w:footer="708" w:gutter="0"/>
@@ -652,6 +1269,304 @@
 <file path=word/numbering.xml><?xml version="1.0" encoding="utf-8"?>
 <w:numbering xmlns:wpc="http://schemas.microsoft.com/office/word/2010/wordprocessingCanvas" xmlns:cx="http://schemas.microsoft.com/office/drawing/2014/chartex" xmlns:cx1="http://schemas.microsoft.com/office/drawing/2015/9/8/chartex" xmlns:cx2="http://schemas.microsoft.com/office/drawing/2015/10/21/chartex" xmlns:cx3="http://schemas.microsoft.com/office/drawing/2016/5/9/chartex" xmlns:cx4="http://schemas.microsoft.com/office/drawing/2016/5/10/chartex" xmlns:cx5="http://schemas.microsoft.com/office/drawing/2016/5/11/chartex" xmlns:cx6="http://schemas.microsoft.com/office/drawing/2016/5/12/chartex" xmlns:cx7="http://schemas.microsoft.com/office/drawing/2016/5/13/chartex" xmlns:cx8="http://schemas.microsoft.com/office/drawing/2016/5/14/chartex" xmlns:mc="http://schemas.openxmlformats.org/markup-compatibility/2006" xmlns:aink="http://schemas.microsoft.com/office/drawing/2016/ink" xmlns:am3d="http://schemas.microsoft.com/office/drawing/2017/model3d" xmlns:o="urn:schemas-microsoft-com:office:office" xmlns:oel="http://schemas.microsoft.com/office/2019/extlst" xmlns:r="http://schemas.openxmlformats.org/officeDocument/2006/relationships" xmlns:m="http://schemas.openxmlformats.org/officeDocument/2006/math" xmlns:v="urn:schemas-microsoft-com:vml" xmlns:wp14="http://schemas.microsoft.com/office/word/2010/wordprocessingDrawing" xmlns:wp="http://schemas.openxmlformats.org/drawingml/2006/wordprocessingDrawing" xmlns:w10="urn:schemas-microsoft-com:office:word" xmlns:w="http://schemas.openxmlformats.org/wordprocessingml/2006/main" xmlns:w14="http://schemas.microsoft.com/office/word/2010/wordml" xmlns:w15="http://schemas.microsoft.com/office/word/2012/wordml" xmlns:w16cex="http://schemas.microsoft.com/office/word/2018/wordml/cex" xmlns:w16cid="http://schemas.microsoft.com/office/word/2016/wordml/cid" xmlns:w16="http://schemas.microsoft.com/office/word/2018/wordml" xmlns:w16du="http://schemas.microsoft.com/office/word/2023/wordml/word16du" xmlns:w16sdtdh="http://schemas.microsoft.com/office/word/2020/wordml/sdtdatahash" xmlns:w16sdtfl="http://schemas.microsoft.com/office/word/2024/wordml/sdtformatlock" xmlns:w16se="http://schemas.microsoft.com/office/word/2015/wordml/symex" xmlns:wpg="http://schemas.microsoft.com/office/word/2010/wordprocessingGroup" xmlns:wpi="http://schemas.microsoft.com/office/word/2010/wordprocessingInk" xmlns:wne="http://schemas.microsoft.com/office/word/2006/wordml" xmlns:wps="http://schemas.microsoft.com/office/word/2010/wordprocessingShape" mc:Ignorable="w14 w15 w16se w16cid w16 w16cex w16sdtdh w16sdtfl w16du wp14">
   <w:abstractNum w:abstractNumId="0" w15:restartNumberingAfterBreak="0">
+    <w:nsid w:val="02506FD8"/>
+    <w:multiLevelType w:val="multilevel"/>
+    <w:tmpl w:val="E5AE0758"/>
+    <w:lvl w:ilvl="0">
+      <w:start w:val="1"/>
+      <w:numFmt w:val="bullet"/>
+      <w:lvlText w:val=""/>
+      <w:lvlJc w:val="left"/>
+      <w:pPr>
+        <w:tabs>
+          <w:tab w:val="num" w:pos="720"/>
+        </w:tabs>
+        <w:ind w:left="720" w:hanging="360"/>
+      </w:pPr>
+      <w:rPr>
+        <w:rFonts w:ascii="Symbol" w:hAnsi="Symbol" w:hint="default"/>
+        <w:sz w:val="20"/>
+      </w:rPr>
+    </w:lvl>
+    <w:lvl w:ilvl="1" w:tentative="1">
+      <w:start w:val="1"/>
+      <w:numFmt w:val="bullet"/>
+      <w:lvlText w:val="o"/>
+      <w:lvlJc w:val="left"/>
+      <w:pPr>
+        <w:tabs>
+          <w:tab w:val="num" w:pos="1440"/>
+        </w:tabs>
+        <w:ind w:left="1440" w:hanging="360"/>
+      </w:pPr>
+      <w:rPr>
+        <w:rFonts w:ascii="Courier New" w:hAnsi="Courier New" w:hint="default"/>
+        <w:sz w:val="20"/>
+      </w:rPr>
+    </w:lvl>
+    <w:lvl w:ilvl="2" w:tentative="1">
+      <w:start w:val="1"/>
+      <w:numFmt w:val="bullet"/>
+      <w:lvlText w:val=""/>
+      <w:lvlJc w:val="left"/>
+      <w:pPr>
+        <w:tabs>
+          <w:tab w:val="num" w:pos="2160"/>
+        </w:tabs>
+        <w:ind w:left="2160" w:hanging="360"/>
+      </w:pPr>
+      <w:rPr>
+        <w:rFonts w:ascii="Wingdings" w:hAnsi="Wingdings" w:hint="default"/>
+        <w:sz w:val="20"/>
+      </w:rPr>
+    </w:lvl>
+    <w:lvl w:ilvl="3" w:tentative="1">
+      <w:start w:val="1"/>
+      <w:numFmt w:val="bullet"/>
+      <w:lvlText w:val=""/>
+      <w:lvlJc w:val="left"/>
+      <w:pPr>
+        <w:tabs>
+          <w:tab w:val="num" w:pos="2880"/>
+        </w:tabs>
+        <w:ind w:left="2880" w:hanging="360"/>
+      </w:pPr>
+      <w:rPr>
+        <w:rFonts w:ascii="Wingdings" w:hAnsi="Wingdings" w:hint="default"/>
+        <w:sz w:val="20"/>
+      </w:rPr>
+    </w:lvl>
+    <w:lvl w:ilvl="4" w:tentative="1">
+      <w:start w:val="1"/>
+      <w:numFmt w:val="bullet"/>
+      <w:lvlText w:val=""/>
+      <w:lvlJc w:val="left"/>
+      <w:pPr>
+        <w:tabs>
+          <w:tab w:val="num" w:pos="3600"/>
+        </w:tabs>
+        <w:ind w:left="3600" w:hanging="360"/>
+      </w:pPr>
+      <w:rPr>
+        <w:rFonts w:ascii="Wingdings" w:hAnsi="Wingdings" w:hint="default"/>
+        <w:sz w:val="20"/>
+      </w:rPr>
+    </w:lvl>
+    <w:lvl w:ilvl="5" w:tentative="1">
+      <w:start w:val="1"/>
+      <w:numFmt w:val="bullet"/>
+      <w:lvlText w:val=""/>
+      <w:lvlJc w:val="left"/>
+      <w:pPr>
+        <w:tabs>
+          <w:tab w:val="num" w:pos="4320"/>
+        </w:tabs>
+        <w:ind w:left="4320" w:hanging="360"/>
+      </w:pPr>
+      <w:rPr>
+        <w:rFonts w:ascii="Wingdings" w:hAnsi="Wingdings" w:hint="default"/>
+        <w:sz w:val="20"/>
+      </w:rPr>
+    </w:lvl>
+    <w:lvl w:ilvl="6" w:tentative="1">
+      <w:start w:val="1"/>
+      <w:numFmt w:val="bullet"/>
+      <w:lvlText w:val=""/>
+      <w:lvlJc w:val="left"/>
+      <w:pPr>
+        <w:tabs>
+          <w:tab w:val="num" w:pos="5040"/>
+        </w:tabs>
+        <w:ind w:left="5040" w:hanging="360"/>
+      </w:pPr>
+      <w:rPr>
+        <w:rFonts w:ascii="Wingdings" w:hAnsi="Wingdings" w:hint="default"/>
+        <w:sz w:val="20"/>
+      </w:rPr>
+    </w:lvl>
+    <w:lvl w:ilvl="7" w:tentative="1">
+      <w:start w:val="1"/>
+      <w:numFmt w:val="bullet"/>
+      <w:lvlText w:val=""/>
+      <w:lvlJc w:val="left"/>
+      <w:pPr>
+        <w:tabs>
+          <w:tab w:val="num" w:pos="5760"/>
+        </w:tabs>
+        <w:ind w:left="5760" w:hanging="360"/>
+      </w:pPr>
+      <w:rPr>
+        <w:rFonts w:ascii="Wingdings" w:hAnsi="Wingdings" w:hint="default"/>
+        <w:sz w:val="20"/>
+      </w:rPr>
+    </w:lvl>
+    <w:lvl w:ilvl="8" w:tentative="1">
+      <w:start w:val="1"/>
+      <w:numFmt w:val="bullet"/>
+      <w:lvlText w:val=""/>
+      <w:lvlJc w:val="left"/>
+      <w:pPr>
+        <w:tabs>
+          <w:tab w:val="num" w:pos="6480"/>
+        </w:tabs>
+        <w:ind w:left="6480" w:hanging="360"/>
+      </w:pPr>
+      <w:rPr>
+        <w:rFonts w:ascii="Wingdings" w:hAnsi="Wingdings" w:hint="default"/>
+        <w:sz w:val="20"/>
+      </w:rPr>
+    </w:lvl>
+  </w:abstractNum>
+  <w:abstractNum w:abstractNumId="1" w15:restartNumberingAfterBreak="0">
+    <w:nsid w:val="1F5123A8"/>
+    <w:multiLevelType w:val="multilevel"/>
+    <w:tmpl w:val="50B46974"/>
+    <w:lvl w:ilvl="0">
+      <w:start w:val="1"/>
+      <w:numFmt w:val="bullet"/>
+      <w:lvlText w:val=""/>
+      <w:lvlJc w:val="left"/>
+      <w:pPr>
+        <w:tabs>
+          <w:tab w:val="num" w:pos="720"/>
+        </w:tabs>
+        <w:ind w:left="720" w:hanging="360"/>
+      </w:pPr>
+      <w:rPr>
+        <w:rFonts w:ascii="Symbol" w:hAnsi="Symbol" w:hint="default"/>
+        <w:sz w:val="20"/>
+      </w:rPr>
+    </w:lvl>
+    <w:lvl w:ilvl="1" w:tentative="1">
+      <w:start w:val="1"/>
+      <w:numFmt w:val="bullet"/>
+      <w:lvlText w:val="o"/>
+      <w:lvlJc w:val="left"/>
+      <w:pPr>
+        <w:tabs>
+          <w:tab w:val="num" w:pos="1440"/>
+        </w:tabs>
+        <w:ind w:left="1440" w:hanging="360"/>
+      </w:pPr>
+      <w:rPr>
+        <w:rFonts w:ascii="Courier New" w:hAnsi="Courier New" w:hint="default"/>
+        <w:sz w:val="20"/>
+      </w:rPr>
+    </w:lvl>
+    <w:lvl w:ilvl="2" w:tentative="1">
+      <w:start w:val="1"/>
+      <w:numFmt w:val="bullet"/>
+      <w:lvlText w:val=""/>
+      <w:lvlJc w:val="left"/>
+      <w:pPr>
+        <w:tabs>
+          <w:tab w:val="num" w:pos="2160"/>
+        </w:tabs>
+        <w:ind w:left="2160" w:hanging="360"/>
+      </w:pPr>
+      <w:rPr>
+        <w:rFonts w:ascii="Wingdings" w:hAnsi="Wingdings" w:hint="default"/>
+        <w:sz w:val="20"/>
+      </w:rPr>
+    </w:lvl>
+    <w:lvl w:ilvl="3" w:tentative="1">
+      <w:start w:val="1"/>
+      <w:numFmt w:val="bullet"/>
+      <w:lvlText w:val=""/>
+      <w:lvlJc w:val="left"/>
+      <w:pPr>
+        <w:tabs>
+          <w:tab w:val="num" w:pos="2880"/>
+        </w:tabs>
+        <w:ind w:left="2880" w:hanging="360"/>
+      </w:pPr>
+      <w:rPr>
+        <w:rFonts w:ascii="Wingdings" w:hAnsi="Wingdings" w:hint="default"/>
+        <w:sz w:val="20"/>
+      </w:rPr>
+    </w:lvl>
+    <w:lvl w:ilvl="4" w:tentative="1">
+      <w:start w:val="1"/>
+      <w:numFmt w:val="bullet"/>
+      <w:lvlText w:val=""/>
+      <w:lvlJc w:val="left"/>
+      <w:pPr>
+        <w:tabs>
+          <w:tab w:val="num" w:pos="3600"/>
+        </w:tabs>
+        <w:ind w:left="3600" w:hanging="360"/>
+      </w:pPr>
+      <w:rPr>
+        <w:rFonts w:ascii="Wingdings" w:hAnsi="Wingdings" w:hint="default"/>
+        <w:sz w:val="20"/>
+      </w:rPr>
+    </w:lvl>
+    <w:lvl w:ilvl="5" w:tentative="1">
+      <w:start w:val="1"/>
+      <w:numFmt w:val="bullet"/>
+      <w:lvlText w:val=""/>
+      <w:lvlJc w:val="left"/>
+      <w:pPr>
+        <w:tabs>
+          <w:tab w:val="num" w:pos="4320"/>
+        </w:tabs>
+        <w:ind w:left="4320" w:hanging="360"/>
+      </w:pPr>
+      <w:rPr>
+        <w:rFonts w:ascii="Wingdings" w:hAnsi="Wingdings" w:hint="default"/>
+        <w:sz w:val="20"/>
+      </w:rPr>
+    </w:lvl>
+    <w:lvl w:ilvl="6" w:tentative="1">
+      <w:start w:val="1"/>
+      <w:numFmt w:val="bullet"/>
+      <w:lvlText w:val=""/>
+      <w:lvlJc w:val="left"/>
+      <w:pPr>
+        <w:tabs>
+          <w:tab w:val="num" w:pos="5040"/>
+        </w:tabs>
+        <w:ind w:left="5040" w:hanging="360"/>
+      </w:pPr>
+      <w:rPr>
+        <w:rFonts w:ascii="Wingdings" w:hAnsi="Wingdings" w:hint="default"/>
+        <w:sz w:val="20"/>
+      </w:rPr>
+    </w:lvl>
+    <w:lvl w:ilvl="7" w:tentative="1">
+      <w:start w:val="1"/>
+      <w:numFmt w:val="bullet"/>
+      <w:lvlText w:val=""/>
+      <w:lvlJc w:val="left"/>
+      <w:pPr>
+        <w:tabs>
+          <w:tab w:val="num" w:pos="5760"/>
+        </w:tabs>
+        <w:ind w:left="5760" w:hanging="360"/>
+      </w:pPr>
+      <w:rPr>
+        <w:rFonts w:ascii="Wingdings" w:hAnsi="Wingdings" w:hint="default"/>
+        <w:sz w:val="20"/>
+      </w:rPr>
+    </w:lvl>
+    <w:lvl w:ilvl="8" w:tentative="1">
+      <w:start w:val="1"/>
+      <w:numFmt w:val="bullet"/>
+      <w:lvlText w:val=""/>
+      <w:lvlJc w:val="left"/>
+      <w:pPr>
+        <w:tabs>
+          <w:tab w:val="num" w:pos="6480"/>
+        </w:tabs>
+        <w:ind w:left="6480" w:hanging="360"/>
+      </w:pPr>
+      <w:rPr>
+        <w:rFonts w:ascii="Wingdings" w:hAnsi="Wingdings" w:hint="default"/>
+        <w:sz w:val="20"/>
+      </w:rPr>
+    </w:lvl>
+  </w:abstractNum>
+  <w:abstractNum w:abstractNumId="2" w15:restartNumberingAfterBreak="0">
     <w:nsid w:val="635D41CF"/>
     <w:multiLevelType w:val="multilevel"/>
     <w:tmpl w:val="68BC61E4"/>
@@ -786,20 +1701,318 @@
       </w:rPr>
     </w:lvl>
   </w:abstractNum>
-  <w:abstractNum w:abstractNumId="1" w15:restartNumberingAfterBreak="0">
+  <w:abstractNum w:abstractNumId="3" w15:restartNumberingAfterBreak="0">
+    <w:nsid w:val="6C45747C"/>
+    <w:multiLevelType w:val="multilevel"/>
+    <w:tmpl w:val="08D8BE7E"/>
+    <w:lvl w:ilvl="0">
+      <w:start w:val="1"/>
+      <w:numFmt w:val="bullet"/>
+      <w:lvlText w:val=""/>
+      <w:lvlJc w:val="left"/>
+      <w:pPr>
+        <w:tabs>
+          <w:tab w:val="num" w:pos="720"/>
+        </w:tabs>
+        <w:ind w:left="720" w:hanging="360"/>
+      </w:pPr>
+      <w:rPr>
+        <w:rFonts w:ascii="Symbol" w:hAnsi="Symbol" w:hint="default"/>
+        <w:sz w:val="20"/>
+      </w:rPr>
+    </w:lvl>
+    <w:lvl w:ilvl="1" w:tentative="1">
+      <w:start w:val="1"/>
+      <w:numFmt w:val="bullet"/>
+      <w:lvlText w:val="o"/>
+      <w:lvlJc w:val="left"/>
+      <w:pPr>
+        <w:tabs>
+          <w:tab w:val="num" w:pos="1440"/>
+        </w:tabs>
+        <w:ind w:left="1440" w:hanging="360"/>
+      </w:pPr>
+      <w:rPr>
+        <w:rFonts w:ascii="Courier New" w:hAnsi="Courier New" w:hint="default"/>
+        <w:sz w:val="20"/>
+      </w:rPr>
+    </w:lvl>
+    <w:lvl w:ilvl="2" w:tentative="1">
+      <w:start w:val="1"/>
+      <w:numFmt w:val="bullet"/>
+      <w:lvlText w:val=""/>
+      <w:lvlJc w:val="left"/>
+      <w:pPr>
+        <w:tabs>
+          <w:tab w:val="num" w:pos="2160"/>
+        </w:tabs>
+        <w:ind w:left="2160" w:hanging="360"/>
+      </w:pPr>
+      <w:rPr>
+        <w:rFonts w:ascii="Wingdings" w:hAnsi="Wingdings" w:hint="default"/>
+        <w:sz w:val="20"/>
+      </w:rPr>
+    </w:lvl>
+    <w:lvl w:ilvl="3" w:tentative="1">
+      <w:start w:val="1"/>
+      <w:numFmt w:val="bullet"/>
+      <w:lvlText w:val=""/>
+      <w:lvlJc w:val="left"/>
+      <w:pPr>
+        <w:tabs>
+          <w:tab w:val="num" w:pos="2880"/>
+        </w:tabs>
+        <w:ind w:left="2880" w:hanging="360"/>
+      </w:pPr>
+      <w:rPr>
+        <w:rFonts w:ascii="Wingdings" w:hAnsi="Wingdings" w:hint="default"/>
+        <w:sz w:val="20"/>
+      </w:rPr>
+    </w:lvl>
+    <w:lvl w:ilvl="4" w:tentative="1">
+      <w:start w:val="1"/>
+      <w:numFmt w:val="bullet"/>
+      <w:lvlText w:val=""/>
+      <w:lvlJc w:val="left"/>
+      <w:pPr>
+        <w:tabs>
+          <w:tab w:val="num" w:pos="3600"/>
+        </w:tabs>
+        <w:ind w:left="3600" w:hanging="360"/>
+      </w:pPr>
+      <w:rPr>
+        <w:rFonts w:ascii="Wingdings" w:hAnsi="Wingdings" w:hint="default"/>
+        <w:sz w:val="20"/>
+      </w:rPr>
+    </w:lvl>
+    <w:lvl w:ilvl="5" w:tentative="1">
+      <w:start w:val="1"/>
+      <w:numFmt w:val="bullet"/>
+      <w:lvlText w:val=""/>
+      <w:lvlJc w:val="left"/>
+      <w:pPr>
+        <w:tabs>
+          <w:tab w:val="num" w:pos="4320"/>
+        </w:tabs>
+        <w:ind w:left="4320" w:hanging="360"/>
+      </w:pPr>
+      <w:rPr>
+        <w:rFonts w:ascii="Wingdings" w:hAnsi="Wingdings" w:hint="default"/>
+        <w:sz w:val="20"/>
+      </w:rPr>
+    </w:lvl>
+    <w:lvl w:ilvl="6" w:tentative="1">
+      <w:start w:val="1"/>
+      <w:numFmt w:val="bullet"/>
+      <w:lvlText w:val=""/>
+      <w:lvlJc w:val="left"/>
+      <w:pPr>
+        <w:tabs>
+          <w:tab w:val="num" w:pos="5040"/>
+        </w:tabs>
+        <w:ind w:left="5040" w:hanging="360"/>
+      </w:pPr>
+      <w:rPr>
+        <w:rFonts w:ascii="Wingdings" w:hAnsi="Wingdings" w:hint="default"/>
+        <w:sz w:val="20"/>
+      </w:rPr>
+    </w:lvl>
+    <w:lvl w:ilvl="7" w:tentative="1">
+      <w:start w:val="1"/>
+      <w:numFmt w:val="bullet"/>
+      <w:lvlText w:val=""/>
+      <w:lvlJc w:val="left"/>
+      <w:pPr>
+        <w:tabs>
+          <w:tab w:val="num" w:pos="5760"/>
+        </w:tabs>
+        <w:ind w:left="5760" w:hanging="360"/>
+      </w:pPr>
+      <w:rPr>
+        <w:rFonts w:ascii="Wingdings" w:hAnsi="Wingdings" w:hint="default"/>
+        <w:sz w:val="20"/>
+      </w:rPr>
+    </w:lvl>
+    <w:lvl w:ilvl="8" w:tentative="1">
+      <w:start w:val="1"/>
+      <w:numFmt w:val="bullet"/>
+      <w:lvlText w:val=""/>
+      <w:lvlJc w:val="left"/>
+      <w:pPr>
+        <w:tabs>
+          <w:tab w:val="num" w:pos="6480"/>
+        </w:tabs>
+        <w:ind w:left="6480" w:hanging="360"/>
+      </w:pPr>
+      <w:rPr>
+        <w:rFonts w:ascii="Wingdings" w:hAnsi="Wingdings" w:hint="default"/>
+        <w:sz w:val="20"/>
+      </w:rPr>
+    </w:lvl>
+  </w:abstractNum>
+  <w:abstractNum w:abstractNumId="4" w15:restartNumberingAfterBreak="0">
     <w:nsid w:val="6ED64C27"/>
     <w:multiLevelType w:val="multilevel"/>
     <w:tmpl w:val="68BC61E4"/>
     <w:numStyleLink w:val="a"/>
   </w:abstractNum>
+  <w:abstractNum w:abstractNumId="5" w15:restartNumberingAfterBreak="0">
+    <w:nsid w:val="79406C3B"/>
+    <w:multiLevelType w:val="multilevel"/>
+    <w:tmpl w:val="ACEEA1AE"/>
+    <w:lvl w:ilvl="0">
+      <w:start w:val="1"/>
+      <w:numFmt w:val="bullet"/>
+      <w:lvlText w:val=""/>
+      <w:lvlJc w:val="left"/>
+      <w:pPr>
+        <w:tabs>
+          <w:tab w:val="num" w:pos="720"/>
+        </w:tabs>
+        <w:ind w:left="720" w:hanging="360"/>
+      </w:pPr>
+      <w:rPr>
+        <w:rFonts w:ascii="Symbol" w:hAnsi="Symbol" w:hint="default"/>
+        <w:sz w:val="20"/>
+      </w:rPr>
+    </w:lvl>
+    <w:lvl w:ilvl="1" w:tentative="1">
+      <w:start w:val="1"/>
+      <w:numFmt w:val="bullet"/>
+      <w:lvlText w:val="o"/>
+      <w:lvlJc w:val="left"/>
+      <w:pPr>
+        <w:tabs>
+          <w:tab w:val="num" w:pos="1440"/>
+        </w:tabs>
+        <w:ind w:left="1440" w:hanging="360"/>
+      </w:pPr>
+      <w:rPr>
+        <w:rFonts w:ascii="Courier New" w:hAnsi="Courier New" w:hint="default"/>
+        <w:sz w:val="20"/>
+      </w:rPr>
+    </w:lvl>
+    <w:lvl w:ilvl="2" w:tentative="1">
+      <w:start w:val="1"/>
+      <w:numFmt w:val="bullet"/>
+      <w:lvlText w:val=""/>
+      <w:lvlJc w:val="left"/>
+      <w:pPr>
+        <w:tabs>
+          <w:tab w:val="num" w:pos="2160"/>
+        </w:tabs>
+        <w:ind w:left="2160" w:hanging="360"/>
+      </w:pPr>
+      <w:rPr>
+        <w:rFonts w:ascii="Wingdings" w:hAnsi="Wingdings" w:hint="default"/>
+        <w:sz w:val="20"/>
+      </w:rPr>
+    </w:lvl>
+    <w:lvl w:ilvl="3" w:tentative="1">
+      <w:start w:val="1"/>
+      <w:numFmt w:val="bullet"/>
+      <w:lvlText w:val=""/>
+      <w:lvlJc w:val="left"/>
+      <w:pPr>
+        <w:tabs>
+          <w:tab w:val="num" w:pos="2880"/>
+        </w:tabs>
+        <w:ind w:left="2880" w:hanging="360"/>
+      </w:pPr>
+      <w:rPr>
+        <w:rFonts w:ascii="Wingdings" w:hAnsi="Wingdings" w:hint="default"/>
+        <w:sz w:val="20"/>
+      </w:rPr>
+    </w:lvl>
+    <w:lvl w:ilvl="4" w:tentative="1">
+      <w:start w:val="1"/>
+      <w:numFmt w:val="bullet"/>
+      <w:lvlText w:val=""/>
+      <w:lvlJc w:val="left"/>
+      <w:pPr>
+        <w:tabs>
+          <w:tab w:val="num" w:pos="3600"/>
+        </w:tabs>
+        <w:ind w:left="3600" w:hanging="360"/>
+      </w:pPr>
+      <w:rPr>
+        <w:rFonts w:ascii="Wingdings" w:hAnsi="Wingdings" w:hint="default"/>
+        <w:sz w:val="20"/>
+      </w:rPr>
+    </w:lvl>
+    <w:lvl w:ilvl="5" w:tentative="1">
+      <w:start w:val="1"/>
+      <w:numFmt w:val="bullet"/>
+      <w:lvlText w:val=""/>
+      <w:lvlJc w:val="left"/>
+      <w:pPr>
+        <w:tabs>
+          <w:tab w:val="num" w:pos="4320"/>
+        </w:tabs>
+        <w:ind w:left="4320" w:hanging="360"/>
+      </w:pPr>
+      <w:rPr>
+        <w:rFonts w:ascii="Wingdings" w:hAnsi="Wingdings" w:hint="default"/>
+        <w:sz w:val="20"/>
+      </w:rPr>
+    </w:lvl>
+    <w:lvl w:ilvl="6" w:tentative="1">
+      <w:start w:val="1"/>
+      <w:numFmt w:val="bullet"/>
+      <w:lvlText w:val=""/>
+      <w:lvlJc w:val="left"/>
+      <w:pPr>
+        <w:tabs>
+          <w:tab w:val="num" w:pos="5040"/>
+        </w:tabs>
+        <w:ind w:left="5040" w:hanging="360"/>
+      </w:pPr>
+      <w:rPr>
+        <w:rFonts w:ascii="Wingdings" w:hAnsi="Wingdings" w:hint="default"/>
+        <w:sz w:val="20"/>
+      </w:rPr>
+    </w:lvl>
+    <w:lvl w:ilvl="7" w:tentative="1">
+      <w:start w:val="1"/>
+      <w:numFmt w:val="bullet"/>
+      <w:lvlText w:val=""/>
+      <w:lvlJc w:val="left"/>
+      <w:pPr>
+        <w:tabs>
+          <w:tab w:val="num" w:pos="5760"/>
+        </w:tabs>
+        <w:ind w:left="5760" w:hanging="360"/>
+      </w:pPr>
+      <w:rPr>
+        <w:rFonts w:ascii="Wingdings" w:hAnsi="Wingdings" w:hint="default"/>
+        <w:sz w:val="20"/>
+      </w:rPr>
+    </w:lvl>
+    <w:lvl w:ilvl="8" w:tentative="1">
+      <w:start w:val="1"/>
+      <w:numFmt w:val="bullet"/>
+      <w:lvlText w:val=""/>
+      <w:lvlJc w:val="left"/>
+      <w:pPr>
+        <w:tabs>
+          <w:tab w:val="num" w:pos="6480"/>
+        </w:tabs>
+        <w:ind w:left="6480" w:hanging="360"/>
+      </w:pPr>
+      <w:rPr>
+        <w:rFonts w:ascii="Wingdings" w:hAnsi="Wingdings" w:hint="default"/>
+        <w:sz w:val="20"/>
+      </w:rPr>
+    </w:lvl>
+  </w:abstractNum>
   <w:num w:numId="1" w16cid:durableId="1386948056">
-    <w:abstractNumId w:val="0"/>
+    <w:abstractNumId w:val="2"/>
   </w:num>
   <w:num w:numId="2" w16cid:durableId="141122171">
-    <w:abstractNumId w:val="0"/>
+    <w:abstractNumId w:val="2"/>
   </w:num>
   <w:num w:numId="3" w16cid:durableId="634676009">
-    <w:abstractNumId w:val="1"/>
+    <w:abstractNumId w:val="4"/>
     <w:lvlOverride w:ilvl="0">
       <w:lvl w:ilvl="0">
         <w:start w:val="1"/>
@@ -947,7 +2160,7 @@
     </w:lvlOverride>
   </w:num>
   <w:num w:numId="4" w16cid:durableId="737049000">
-    <w:abstractNumId w:val="1"/>
+    <w:abstractNumId w:val="4"/>
     <w:lvlOverride w:ilvl="0">
       <w:lvl w:ilvl="0">
         <w:start w:val="1"/>
@@ -1095,9 +2308,178 @@
     </w:lvlOverride>
   </w:num>
   <w:num w:numId="5" w16cid:durableId="460226078">
-    <w:abstractNumId w:val="0"/>
+    <w:abstractNumId w:val="2"/>
   </w:num>
   <w:num w:numId="6" w16cid:durableId="797380273">
+    <w:abstractNumId w:val="2"/>
+  </w:num>
+  <w:num w:numId="7" w16cid:durableId="1160148657">
+    <w:abstractNumId w:val="4"/>
+    <w:lvlOverride w:ilvl="0">
+      <w:startOverride w:val="1"/>
+      <w:lvl w:ilvl="0">
+        <w:start w:val="1"/>
+        <w:numFmt w:val="decimal"/>
+        <w:suff w:val="space"/>
+        <w:lvlText w:val="%1"/>
+        <w:lvlJc w:val="left"/>
+        <w:pPr>
+          <w:ind w:left="0" w:firstLine="0"/>
+        </w:pPr>
+        <w:rPr>
+          <w:rFonts w:ascii="Times New Roman" w:hAnsi="Times New Roman" w:hint="default"/>
+          <w:b/>
+          <w:sz w:val="28"/>
+        </w:rPr>
+      </w:lvl>
+    </w:lvlOverride>
+    <w:lvlOverride w:ilvl="1">
+      <w:startOverride w:val="1"/>
+      <w:lvl w:ilvl="1">
+        <w:start w:val="1"/>
+        <w:numFmt w:val="decimal"/>
+        <w:suff w:val="space"/>
+        <w:lvlText w:val="%1.%2"/>
+        <w:lvlJc w:val="left"/>
+        <w:pPr>
+          <w:ind w:left="0" w:firstLine="567"/>
+        </w:pPr>
+        <w:rPr>
+          <w:rFonts w:ascii="Times New Roman" w:hAnsi="Times New Roman" w:hint="default"/>
+          <w:sz w:val="28"/>
+        </w:rPr>
+      </w:lvl>
+    </w:lvlOverride>
+    <w:lvlOverride w:ilvl="2">
+      <w:startOverride w:val="1"/>
+      <w:lvl w:ilvl="2">
+        <w:start w:val="1"/>
+        <w:numFmt w:val="decimal"/>
+        <w:suff w:val="space"/>
+        <w:lvlText w:val="%1.%2.%3"/>
+        <w:lvlJc w:val="left"/>
+        <w:pPr>
+          <w:ind w:left="0" w:firstLine="567"/>
+        </w:pPr>
+        <w:rPr>
+          <w:rFonts w:ascii="Times New Roman" w:hAnsi="Times New Roman" w:hint="default"/>
+          <w:sz w:val="28"/>
+        </w:rPr>
+      </w:lvl>
+    </w:lvlOverride>
+    <w:lvlOverride w:ilvl="3">
+      <w:startOverride w:val="1"/>
+      <w:lvl w:ilvl="3">
+        <w:start w:val="1"/>
+        <w:numFmt w:val="decimal"/>
+        <w:suff w:val="space"/>
+        <w:lvlText w:val="%1.%2.%3.%4"/>
+        <w:lvlJc w:val="left"/>
+        <w:pPr>
+          <w:ind w:left="0" w:firstLine="567"/>
+        </w:pPr>
+        <w:rPr>
+          <w:rFonts w:ascii="Times New Roman" w:hAnsi="Times New Roman" w:hint="default"/>
+          <w:sz w:val="28"/>
+        </w:rPr>
+      </w:lvl>
+    </w:lvlOverride>
+    <w:lvlOverride w:ilvl="4">
+      <w:startOverride w:val="1"/>
+      <w:lvl w:ilvl="4">
+        <w:start w:val="1"/>
+        <w:numFmt w:val="decimal"/>
+        <w:suff w:val="space"/>
+        <w:lvlText w:val="%1.%2.%3.%4.%5"/>
+        <w:lvlJc w:val="left"/>
+        <w:pPr>
+          <w:ind w:left="0" w:firstLine="567"/>
+        </w:pPr>
+        <w:rPr>
+          <w:rFonts w:ascii="Times New Roman" w:hAnsi="Times New Roman" w:hint="default"/>
+          <w:sz w:val="28"/>
+        </w:rPr>
+      </w:lvl>
+    </w:lvlOverride>
+    <w:lvlOverride w:ilvl="5">
+      <w:startOverride w:val="1"/>
+      <w:lvl w:ilvl="5">
+        <w:start w:val="1"/>
+        <w:numFmt w:val="decimal"/>
+        <w:suff w:val="space"/>
+        <w:lvlText w:val="%1.%2.%3.%4.%5.%6"/>
+        <w:lvlJc w:val="left"/>
+        <w:pPr>
+          <w:ind w:left="0" w:firstLine="567"/>
+        </w:pPr>
+        <w:rPr>
+          <w:rFonts w:ascii="Times New Roman" w:hAnsi="Times New Roman" w:hint="default"/>
+          <w:sz w:val="28"/>
+        </w:rPr>
+      </w:lvl>
+    </w:lvlOverride>
+    <w:lvlOverride w:ilvl="6">
+      <w:startOverride w:val="1"/>
+      <w:lvl w:ilvl="6">
+        <w:start w:val="1"/>
+        <w:numFmt w:val="decimal"/>
+        <w:suff w:val="space"/>
+        <w:lvlText w:val="%1.%2.%3.%4.%5.%6.%7"/>
+        <w:lvlJc w:val="left"/>
+        <w:pPr>
+          <w:ind w:left="0" w:firstLine="567"/>
+        </w:pPr>
+        <w:rPr>
+          <w:rFonts w:ascii="Times New Roman" w:hAnsi="Times New Roman" w:hint="default"/>
+          <w:sz w:val="28"/>
+        </w:rPr>
+      </w:lvl>
+    </w:lvlOverride>
+    <w:lvlOverride w:ilvl="7">
+      <w:startOverride w:val="1"/>
+      <w:lvl w:ilvl="7">
+        <w:start w:val="1"/>
+        <w:numFmt w:val="decimal"/>
+        <w:suff w:val="space"/>
+        <w:lvlText w:val="%1.%2.%3.%4.%5.%6.%7.%8"/>
+        <w:lvlJc w:val="left"/>
+        <w:pPr>
+          <w:ind w:left="0" w:firstLine="567"/>
+        </w:pPr>
+        <w:rPr>
+          <w:rFonts w:ascii="Times New Roman" w:hAnsi="Times New Roman" w:hint="default"/>
+          <w:sz w:val="28"/>
+        </w:rPr>
+      </w:lvl>
+    </w:lvlOverride>
+    <w:lvlOverride w:ilvl="8">
+      <w:startOverride w:val="1"/>
+      <w:lvl w:ilvl="8">
+        <w:start w:val="1"/>
+        <w:numFmt w:val="decimal"/>
+        <w:suff w:val="space"/>
+        <w:lvlText w:val="%1.%2.%3.%4.%5.%6.%7.%8.%9"/>
+        <w:lvlJc w:val="left"/>
+        <w:pPr>
+          <w:ind w:left="0" w:firstLine="567"/>
+        </w:pPr>
+        <w:rPr>
+          <w:rFonts w:ascii="Times New Roman" w:hAnsi="Times New Roman" w:hint="default"/>
+          <w:sz w:val="28"/>
+        </w:rPr>
+      </w:lvl>
+    </w:lvlOverride>
+  </w:num>
+  <w:num w:numId="8" w16cid:durableId="343096373">
+    <w:abstractNumId w:val="1"/>
+  </w:num>
+  <w:num w:numId="9" w16cid:durableId="792554876">
+    <w:abstractNumId w:val="3"/>
+  </w:num>
+  <w:num w:numId="10" w16cid:durableId="157162767">
+    <w:abstractNumId w:val="5"/>
+  </w:num>
+  <w:num w:numId="11" w16cid:durableId="287513946">
     <w:abstractNumId w:val="0"/>
   </w:num>
 </w:numbering>
@@ -1503,12 +2885,15 @@
   <w:style w:type="paragraph" w:default="1" w:styleId="a0">
     <w:name w:val="Normal"/>
     <w:qFormat/>
-    <w:rsid w:val="00382EE2"/>
+    <w:rsid w:val="00777A49"/>
     <w:pPr>
+      <w:widowControl w:val="0"/>
       <w:spacing w:after="0" w:line="240" w:lineRule="auto"/>
-      <w:ind w:firstLine="567"/>
       <w:jc w:val="both"/>
     </w:pPr>
+    <w:rPr>
+      <w:bCs w:val="0"/>
+    </w:rPr>
   </w:style>
   <w:style w:type="paragraph" w:styleId="10">
     <w:name w:val="heading 1"/>
@@ -1517,13 +2902,14 @@
     <w:link w:val="11"/>
     <w:uiPriority w:val="9"/>
     <w:qFormat/>
-    <w:rsid w:val="00764FCE"/>
+    <w:rsid w:val="00261B0A"/>
     <w:pPr>
       <w:pageBreakBefore/>
-      <w:widowControl w:val="0"/>
+      <w:tabs>
+        <w:tab w:val="left" w:pos="709"/>
+      </w:tabs>
       <w:suppressAutoHyphens/>
       <w:autoSpaceDN w:val="0"/>
-      <w:ind w:firstLine="0"/>
       <w:jc w:val="center"/>
       <w:textAlignment w:val="baseline"/>
       <w:outlineLvl w:val="0"/>
@@ -1531,6 +2917,7 @@
     <w:rPr>
       <w:rFonts w:eastAsia="Lucida Sans Unicode"/>
       <w:b/>
+      <w:bCs/>
       <w:sz w:val="32"/>
       <w:szCs w:val="32"/>
       <w:lang w:eastAsia="ru-RU"/>
@@ -1549,11 +2936,14 @@
     <w:pPr>
       <w:keepNext/>
       <w:keepLines/>
+      <w:widowControl/>
       <w:spacing w:before="160" w:after="80"/>
+      <w:ind w:firstLine="567"/>
       <w:outlineLvl w:val="1"/>
     </w:pPr>
     <w:rPr>
       <w:rFonts w:asciiTheme="majorHAnsi" w:eastAsiaTheme="majorEastAsia" w:hAnsiTheme="majorHAnsi" w:cstheme="majorBidi"/>
+      <w:bCs/>
       <w:color w:val="0F4761" w:themeColor="accent1" w:themeShade="BF"/>
       <w:sz w:val="32"/>
       <w:szCs w:val="32"/>
@@ -1572,11 +2962,14 @@
     <w:pPr>
       <w:keepNext/>
       <w:keepLines/>
+      <w:widowControl/>
       <w:spacing w:before="160" w:after="80"/>
+      <w:ind w:firstLine="567"/>
       <w:outlineLvl w:val="2"/>
     </w:pPr>
     <w:rPr>
       <w:rFonts w:eastAsiaTheme="majorEastAsia" w:cstheme="majorBidi"/>
+      <w:bCs/>
       <w:color w:val="0F4761" w:themeColor="accent1" w:themeShade="BF"/>
     </w:rPr>
   </w:style>
@@ -1593,11 +2986,14 @@
     <w:pPr>
       <w:keepNext/>
       <w:keepLines/>
+      <w:widowControl/>
       <w:spacing w:before="80" w:after="40"/>
+      <w:ind w:firstLine="567"/>
       <w:outlineLvl w:val="3"/>
     </w:pPr>
     <w:rPr>
       <w:rFonts w:eastAsiaTheme="majorEastAsia" w:cstheme="majorBidi"/>
+      <w:bCs/>
       <w:i/>
       <w:iCs/>
       <w:color w:val="0F4761" w:themeColor="accent1" w:themeShade="BF"/>
@@ -1616,11 +3012,14 @@
     <w:pPr>
       <w:keepNext/>
       <w:keepLines/>
+      <w:widowControl/>
       <w:spacing w:before="80" w:after="40"/>
+      <w:ind w:firstLine="567"/>
       <w:outlineLvl w:val="4"/>
     </w:pPr>
     <w:rPr>
       <w:rFonts w:eastAsiaTheme="majorEastAsia" w:cstheme="majorBidi"/>
+      <w:bCs/>
       <w:color w:val="0F4761" w:themeColor="accent1" w:themeShade="BF"/>
     </w:rPr>
   </w:style>
@@ -1637,11 +3036,14 @@
     <w:pPr>
       <w:keepNext/>
       <w:keepLines/>
+      <w:widowControl/>
       <w:spacing w:before="40"/>
+      <w:ind w:firstLine="567"/>
       <w:outlineLvl w:val="5"/>
     </w:pPr>
     <w:rPr>
       <w:rFonts w:eastAsiaTheme="majorEastAsia" w:cstheme="majorBidi"/>
+      <w:bCs/>
       <w:i/>
       <w:iCs/>
       <w:color w:val="595959" w:themeColor="text1" w:themeTint="A6"/>
@@ -1660,11 +3062,14 @@
     <w:pPr>
       <w:keepNext/>
       <w:keepLines/>
+      <w:widowControl/>
       <w:spacing w:before="40"/>
+      <w:ind w:firstLine="567"/>
       <w:outlineLvl w:val="6"/>
     </w:pPr>
     <w:rPr>
       <w:rFonts w:eastAsiaTheme="majorEastAsia" w:cstheme="majorBidi"/>
+      <w:bCs/>
       <w:color w:val="595959" w:themeColor="text1" w:themeTint="A6"/>
     </w:rPr>
   </w:style>
@@ -1681,10 +3086,13 @@
     <w:pPr>
       <w:keepNext/>
       <w:keepLines/>
+      <w:widowControl/>
+      <w:ind w:firstLine="567"/>
       <w:outlineLvl w:val="7"/>
     </w:pPr>
     <w:rPr>
       <w:rFonts w:eastAsiaTheme="majorEastAsia" w:cstheme="majorBidi"/>
+      <w:bCs/>
       <w:i/>
       <w:iCs/>
       <w:color w:val="272727" w:themeColor="text1" w:themeTint="D8"/>
@@ -1703,10 +3111,13 @@
     <w:pPr>
       <w:keepNext/>
       <w:keepLines/>
+      <w:widowControl/>
+      <w:ind w:firstLine="567"/>
       <w:outlineLvl w:val="8"/>
     </w:pPr>
     <w:rPr>
       <w:rFonts w:eastAsiaTheme="majorEastAsia" w:cstheme="majorBidi"/>
+      <w:bCs/>
       <w:color w:val="272727" w:themeColor="text1" w:themeTint="D8"/>
     </w:rPr>
   </w:style>
@@ -1742,7 +3153,7 @@
     <w:basedOn w:val="a1"/>
     <w:link w:val="10"/>
     <w:uiPriority w:val="9"/>
-    <w:rsid w:val="00764FCE"/>
+    <w:rsid w:val="00261B0A"/>
     <w:rPr>
       <w:rFonts w:eastAsia="Lucida Sans Unicode"/>
       <w:b/>
@@ -1866,11 +3277,14 @@
     <w:qFormat/>
     <w:rsid w:val="00A7632F"/>
     <w:pPr>
+      <w:widowControl/>
       <w:spacing w:after="80"/>
+      <w:ind w:firstLine="567"/>
       <w:contextualSpacing/>
     </w:pPr>
     <w:rPr>
       <w:rFonts w:asciiTheme="majorHAnsi" w:eastAsiaTheme="majorEastAsia" w:hAnsiTheme="majorHAnsi" w:cstheme="majorBidi"/>
+      <w:bCs/>
       <w:spacing w:val="-10"/>
       <w:kern w:val="28"/>
       <w:sz w:val="56"/>
@@ -1900,6 +3314,7 @@
     <w:qFormat/>
     <w:rsid w:val="00A7632F"/>
     <w:pPr>
+      <w:widowControl/>
       <w:numPr>
         <w:ilvl w:val="1"/>
       </w:numPr>
@@ -1907,6 +3322,7 @@
     </w:pPr>
     <w:rPr>
       <w:rFonts w:eastAsiaTheme="majorEastAsia" w:cstheme="majorBidi"/>
+      <w:bCs/>
       <w:color w:val="595959" w:themeColor="text1" w:themeTint="A6"/>
       <w:spacing w:val="15"/>
     </w:rPr>
@@ -1934,10 +3350,13 @@
     <w:qFormat/>
     <w:rsid w:val="00A7632F"/>
     <w:pPr>
+      <w:widowControl/>
       <w:spacing w:before="160"/>
+      <w:ind w:firstLine="567"/>
       <w:jc w:val="center"/>
     </w:pPr>
     <w:rPr>
+      <w:bCs/>
       <w:i/>
       <w:iCs/>
       <w:color w:val="404040" w:themeColor="text1" w:themeTint="BF"/>
@@ -1962,9 +3381,13 @@
     <w:qFormat/>
     <w:rsid w:val="00A7632F"/>
     <w:pPr>
-      <w:ind w:left="720"/>
+      <w:widowControl/>
+      <w:ind w:left="720" w:firstLine="567"/>
       <w:contextualSpacing/>
     </w:pPr>
+    <w:rPr>
+      <w:bCs/>
+    </w:rPr>
   </w:style>
   <w:style w:type="character" w:styleId="a9">
     <w:name w:val="Intense Emphasis"/>
@@ -1987,15 +3410,17 @@
     <w:qFormat/>
     <w:rsid w:val="00A7632F"/>
     <w:pPr>
+      <w:widowControl/>
       <w:pBdr>
         <w:top w:val="single" w:sz="4" w:space="10" w:color="0F4761" w:themeColor="accent1" w:themeShade="BF"/>
         <w:bottom w:val="single" w:sz="4" w:space="10" w:color="0F4761" w:themeColor="accent1" w:themeShade="BF"/>
       </w:pBdr>
       <w:spacing w:before="360" w:after="360"/>
-      <w:ind w:left="864" w:right="864"/>
+      <w:ind w:left="864" w:right="864" w:firstLine="567"/>
       <w:jc w:val="center"/>
     </w:pPr>
     <w:rPr>
+      <w:bCs/>
       <w:i/>
       <w:iCs/>
       <w:color w:val="0F4761" w:themeColor="accent1" w:themeShade="BF"/>
@@ -2042,9 +3467,8 @@
     <w:basedOn w:val="a0"/>
     <w:link w:val="ae"/>
     <w:qFormat/>
-    <w:rsid w:val="00271E47"/>
+    <w:rsid w:val="00055311"/>
     <w:pPr>
-      <w:widowControl w:val="0"/>
       <w:pBdr>
         <w:top w:val="single" w:sz="4" w:space="1" w:color="auto"/>
         <w:left w:val="single" w:sz="4" w:space="4" w:color="auto"/>
@@ -2071,6 +3495,7 @@
     </w:pPr>
     <w:rPr>
       <w:rFonts w:ascii="Courier New" w:hAnsi="Courier New"/>
+      <w:bCs/>
       <w:lang w:val="en-US"/>
     </w:rPr>
   </w:style>
@@ -2078,7 +3503,7 @@
     <w:name w:val="Фрагмент кода Знак"/>
     <w:basedOn w:val="a1"/>
     <w:link w:val="ad"/>
-    <w:rsid w:val="00271E47"/>
+    <w:rsid w:val="00055311"/>
     <w:rPr>
       <w:rFonts w:ascii="Courier New" w:hAnsi="Courier New"/>
       <w:lang w:val="en-US"/>
@@ -2091,7 +3516,6 @@
     <w:rsid w:val="0018259A"/>
     <w:pPr>
       <w:keepNext/>
-      <w:widowControl w:val="0"/>
       <w:numPr>
         <w:numId w:val="6"/>
       </w:numPr>
@@ -2099,7 +3523,6 @@
     </w:pPr>
     <w:rPr>
       <w:b/>
-      <w:bCs w:val="0"/>
     </w:rPr>
   </w:style>
   <w:style w:type="paragraph" w:customStyle="1" w:styleId="2">
@@ -2109,12 +3532,14 @@
     <w:qFormat/>
     <w:rsid w:val="0018259A"/>
     <w:pPr>
-      <w:widowControl w:val="0"/>
       <w:numPr>
         <w:ilvl w:val="1"/>
         <w:numId w:val="6"/>
       </w:numPr>
     </w:pPr>
+    <w:rPr>
+      <w:bCs/>
+    </w:rPr>
   </w:style>
   <w:style w:type="character" w:customStyle="1" w:styleId="24">
     <w:name w:val="Основная нумерация 2 Знак"/>
@@ -2122,14 +3547,38 @@
     <w:link w:val="2"/>
     <w:rsid w:val="00E65989"/>
   </w:style>
-  <w:style w:type="paragraph" w:styleId="af">
-    <w:name w:val="No Spacing"/>
-    <w:uiPriority w:val="1"/>
-    <w:qFormat/>
-    <w:rsid w:val="000839DF"/>
+  <w:style w:type="table" w:styleId="af">
+    <w:name w:val="Table Grid"/>
+    <w:basedOn w:val="a2"/>
+    <w:uiPriority w:val="39"/>
+    <w:rsid w:val="006C3BE4"/>
     <w:pPr>
       <w:spacing w:after="0" w:line="240" w:lineRule="auto"/>
     </w:pPr>
+    <w:rPr>
+      <w:bCs w:val="0"/>
+    </w:rPr>
+    <w:tblPr>
+      <w:tblBorders>
+        <w:top w:val="single" w:sz="4" w:space="0" w:color="auto"/>
+        <w:left w:val="single" w:sz="4" w:space="0" w:color="auto"/>
+        <w:bottom w:val="single" w:sz="4" w:space="0" w:color="auto"/>
+        <w:right w:val="single" w:sz="4" w:space="0" w:color="auto"/>
+        <w:insideH w:val="single" w:sz="4" w:space="0" w:color="auto"/>
+        <w:insideV w:val="single" w:sz="4" w:space="0" w:color="auto"/>
+      </w:tblBorders>
+    </w:tblPr>
+  </w:style>
+  <w:style w:type="character" w:styleId="af0">
+    <w:name w:val="Hyperlink"/>
+    <w:basedOn w:val="a1"/>
+    <w:uiPriority w:val="99"/>
+    <w:unhideWhenUsed/>
+    <w:rsid w:val="0093590A"/>
+    <w:rPr>
+      <w:color w:val="467886" w:themeColor="hyperlink"/>
+      <w:u w:val="single"/>
+    </w:rPr>
   </w:style>
 </w:styles>
 </file>
